--- a/downloads/student/ai-2-week-09.docx
+++ b/downloads/student/ai-2-week-09.docx
@@ -2048,6 +2048,16 @@
     <w:p>
       <w:r>
         <w:t>Controlled observations support specific sensitivity claims; they do not reveal every internal feature a learned model uses.</w:t>
+      </w:r>
+    </w:p>
+    <w:p>
+      <w:r>
+        <w:t>Read the labelled picture: Does this one pair prove the classifier always ignores subject? Explain a narrower claim.</w:t>
+      </w:r>
+    </w:p>
+    <w:p>
+      <w:r>
+        <w:t>Change one thing: The first controlled pair yields mystery for triangle and science for circle. Predict the result before checking the explanation. What remains the same?</w:t>
       </w:r>
     </w:p>
     <w:p>
@@ -4120,6 +4130,187 @@
     <w:p>
       <w:r>
         <w:t>Attempt the independent case before hints. Record whether you worked alone, used a hint or followed a model. After feedback, fix the first unsupported step and explain why it changed. A later check uses a changed case, not a copied answer.</w:t>
+      </w:r>
+    </w:p>
+    <w:p>
+      <w:pPr>
+        <w:pStyle w:val="Heading1"/>
+      </w:pPr>
+      <w:r>
+        <w:t>15. Your lesson route</w:t>
+      </w:r>
+    </w:p>
+    <w:p>
+      <w:r>
+        <w:t>Start with this question: A fictional book-topic classifier sees mystery books with triangular logos and science books with circular logos.</w:t>
+      </w:r>
+    </w:p>
+    <w:tbl>
+      <w:tblPr>
+        <w:tblStyle w:val="LightShading-Accent1"/>
+        <w:tblW w:type="auto" w:w="0"/>
+        <w:tblLook w:firstColumn="1" w:firstRow="1" w:lastColumn="0" w:lastRow="0" w:noHBand="0" w:noVBand="1" w:val="04A0"/>
+      </w:tblPr>
+      <w:tblGrid>
+        <w:gridCol w:w="5112"/>
+        <w:gridCol w:w="5112"/>
+      </w:tblGrid>
+      <w:tr>
+        <w:trPr>
+          <w:tblHeader/>
+        </w:trPr>
+        <w:tc>
+          <w:tcPr>
+            <w:tcW w:type="dxa" w:w="5112"/>
+          </w:tcPr>
+          <w:p>
+            <w:r>
+              <w:t>By the end, I can</w:t>
+            </w:r>
+          </w:p>
+        </w:tc>
+        <w:tc>
+          <w:tcPr>
+            <w:tcW w:type="dxa" w:w="5112"/>
+          </w:tcPr>
+          <w:p>
+            <w:r>
+              <w:t>How I will show it</w:t>
+            </w:r>
+          </w:p>
+        </w:tc>
+      </w:tr>
+      <w:tr>
+        <w:tc>
+          <w:tcPr>
+            <w:tcW w:type="dxa" w:w="5112"/>
+          </w:tcPr>
+          <w:p>
+            <w:r>
+              <w:t>Choose recorded properties that preserve distinctions needed for a stated task</w:t>
+            </w:r>
+          </w:p>
+        </w:tc>
+        <w:tc>
+          <w:tcPr>
+            <w:tcW w:type="dxa" w:w="5112"/>
+          </w:tcPr>
+          <w:p>
+            <w:r>
+              <w:t>Explain the deciding step, show a trace or test, and state one limit.</w:t>
+            </w:r>
+          </w:p>
+        </w:tc>
+      </w:tr>
+      <w:tr>
+        <w:tc>
+          <w:tcPr>
+            <w:tcW w:type="dxa" w:w="5112"/>
+          </w:tcPr>
+          <w:p>
+            <w:r>
+              <w:t>Show why identical feature records can hide examples with different target labels</w:t>
+            </w:r>
+          </w:p>
+        </w:tc>
+        <w:tc>
+          <w:tcPr>
+            <w:tcW w:type="dxa" w:w="5112"/>
+          </w:tcPr>
+          <w:p>
+            <w:r>
+              <w:t>Explain the deciding step, show a trace or test, and state one limit.</w:t>
+            </w:r>
+          </w:p>
+        </w:tc>
+      </w:tr>
+      <w:tr>
+        <w:tc>
+          <w:tcPr>
+            <w:tcW w:type="dxa" w:w="5112"/>
+          </w:tcPr>
+          <w:p>
+            <w:r>
+              <w:t>Reject an answer copied into the inputs and test a proposed feature with a new case</w:t>
+            </w:r>
+          </w:p>
+        </w:tc>
+        <w:tc>
+          <w:tcPr>
+            <w:tcW w:type="dxa" w:w="5112"/>
+          </w:tcPr>
+          <w:p>
+            <w:r>
+              <w:t>Explain the deciding step, show a trace or test, and state one limit.</w:t>
+            </w:r>
+          </w:p>
+        </w:tc>
+      </w:tr>
+    </w:tbl>
+    <w:p>
+      <w:r>
+        <w:t>Remember → watch and explain → try with help → investigate → try independently → keep project evidence. Your teacher may spread this lesson across several classes.</w:t>
+      </w:r>
+    </w:p>
+    <w:p>
+      <w:r>
+        <w:t>Keep your first prediction. Compare it with what the evidence shows and explain any change.</w:t>
+      </w:r>
+    </w:p>
+    <w:p>
+      <w:pPr>
+        <w:pStyle w:val="Heading1"/>
+      </w:pPr>
+      <w:r>
+        <w:t>16. Finish and return</w:t>
+      </w:r>
+    </w:p>
+    <w:p>
+      <w:r>
+        <w:t>Close your notes. Explain this goal in your own words: Choose recorded properties that preserve distinctions needed for a stated task</w:t>
+      </w:r>
+    </w:p>
+    <w:p>
+      <w:pPr>
+        <w:pStyle w:val="Heading3"/>
+      </w:pPr>
+      <w:r>
+        <w:t>My deciding step, evidence and one remaining question</w:t>
+      </w:r>
+    </w:p>
+    <w:p>
+      <w:r>
+        <w:t>________________________________________________________________</w:t>
+      </w:r>
+    </w:p>
+    <w:p>
+      <w:r>
+        <w:t>________________________________________________________________</w:t>
+      </w:r>
+    </w:p>
+    <w:p>
+      <w:r>
+        <w:t>________________________________________________________________</w:t>
+      </w:r>
+    </w:p>
+    <w:p>
+      <w:r>
+        <w:t>________________________________________________________________</w:t>
+      </w:r>
+    </w:p>
+    <w:p>
+      <w:r>
+        <w:t>________________________________________________________________</w:t>
+      </w:r>
+    </w:p>
+    <w:p>
+      <w:r>
+        <w:t>If you are unsure, return to the worked picture and explain one arrow. If you are ready, change an input or assumption and justify your prediction.</w:t>
+      </w:r>
+    </w:p>
+    <w:p>
+      <w:r>
+        <w:t>Save your workbook evidence. At the next review, try a different case before opening your old answer.</w:t>
       </w:r>
     </w:p>
     <w:sectPr>

--- a/downloads/student/ai-2-week-09.docx
+++ b/downloads/student/ai-2-week-09.docx
@@ -4311,6 +4311,207 @@
     <w:p>
       <w:r>
         <w:t>Save your workbook evidence. At the next review, try a different case before opening your old answer.</w:t>
+      </w:r>
+    </w:p>
+    <w:p>
+      <w:pPr>
+        <w:pStyle w:val="Heading1"/>
+      </w:pPr>
+      <w:r>
+        <w:t>17. Supported practice, repair and portfolio</w:t>
+      </w:r>
+    </w:p>
+    <w:p>
+      <w:r>
+        <w:t>Use this supported practice once, in the browser or on paper. Keep the reserved independent assessment for a separate first attempt before teacher feedback.</w:t>
+      </w:r>
+    </w:p>
+    <w:p>
+      <w:r>
+        <w:t>A fictional book-topic classifier sees mystery books with triangular logos and science books with circular logos.</w:t>
+      </w:r>
+    </w:p>
+    <w:p>
+      <w:pPr>
+        <w:pStyle w:val="Heading3"/>
+      </w:pPr>
+      <w:r>
+        <w:t>Practice 1: explain the deciding evidence</w:t>
+      </w:r>
+    </w:p>
+    <w:p>
+      <w:r>
+        <w:t>Which labelled step matches this detail? Record predictions before concluding which clue the classifier uses.</w:t>
+      </w:r>
+    </w:p>
+    <w:p>
+      <w:r>
+        <w:t>1. Hold topic fixed</w:t>
+      </w:r>
+    </w:p>
+    <w:p>
+      <w:r>
+        <w:t>2. Hold logo fixed</w:t>
+      </w:r>
+    </w:p>
+    <w:p>
+      <w:r>
+        <w:t>3. Observe separately</w:t>
+      </w:r>
+    </w:p>
+    <w:p>
+      <w:r>
+        <w:t>4. Spot confounding</w:t>
+      </w:r>
+    </w:p>
+    <w:p>
+      <w:pPr>
+        <w:pStyle w:val="Heading3"/>
+      </w:pPr>
+      <w:r>
+        <w:t>My selected conclusion, deciding fact and explanation</w:t>
+      </w:r>
+    </w:p>
+    <w:p>
+      <w:r>
+        <w:t>________________________________________________________________</w:t>
+      </w:r>
+    </w:p>
+    <w:p>
+      <w:r>
+        <w:t>________________________________________________________________</w:t>
+      </w:r>
+    </w:p>
+    <w:p>
+      <w:r>
+        <w:t>________________________________________________________________</w:t>
+      </w:r>
+    </w:p>
+    <w:p>
+      <w:r>
+        <w:t>________________________________________________________________</w:t>
+      </w:r>
+    </w:p>
+    <w:p>
+      <w:r>
+        <w:t>________________________________________________________________</w:t>
+      </w:r>
+    </w:p>
+    <w:p>
+      <w:r>
+        <w:t>Hint if needed: Read the steps in the pictorial case. Match the supplied detail to the stage that performs or records it.</w:t>
+      </w:r>
+    </w:p>
+    <w:p>
+      <w:r>
+        <w:t>After your attempt, compare with the supported explanation: Observe separately Record predictions before concluding which clue the classifier uses. Either subject information or logo could explain success on the old combinations. Controlled pairs separate their predictions by changing one aspect at a time. Designing the pair is not equivalent to observing the model’s response. Keep the descriptions identical when testing logo so differences do not have two possible causes.</w:t>
+      </w:r>
+    </w:p>
+    <w:p>
+      <w:pPr>
+        <w:pStyle w:val="Heading3"/>
+      </w:pPr>
+      <w:r>
+        <w:t>Practice 2: explain the deciding evidence</w:t>
+      </w:r>
+    </w:p>
+    <w:p>
+      <w:r>
+        <w:t>Changed-case practice: The first controlled pair yields mystery for triangle and science for circle. Which conclusion is supported by the supplied facts?</w:t>
+      </w:r>
+    </w:p>
+    <w:p>
+      <w:r>
+        <w:t>1. This one example guarantees correct results for every future input.</w:t>
+      </w:r>
+    </w:p>
+    <w:p>
+      <w:r>
+        <w:t>2. We can decide the result without examining the changed input or the procedure.</w:t>
+      </w:r>
+    </w:p>
+    <w:p>
+      <w:r>
+        <w:t>3. That pair is evidence of unwanted logo sensitivity.</w:t>
+      </w:r>
+    </w:p>
+    <w:p>
+      <w:pPr>
+        <w:pStyle w:val="Heading3"/>
+      </w:pPr>
+      <w:r>
+        <w:t>My selected conclusion, deciding fact and explanation</w:t>
+      </w:r>
+    </w:p>
+    <w:p>
+      <w:r>
+        <w:t>________________________________________________________________</w:t>
+      </w:r>
+    </w:p>
+    <w:p>
+      <w:r>
+        <w:t>________________________________________________________________</w:t>
+      </w:r>
+    </w:p>
+    <w:p>
+      <w:r>
+        <w:t>________________________________________________________________</w:t>
+      </w:r>
+    </w:p>
+    <w:p>
+      <w:r>
+        <w:t>________________________________________________________________</w:t>
+      </w:r>
+    </w:p>
+    <w:p>
+      <w:r>
+        <w:t>________________________________________________________________</w:t>
+      </w:r>
+    </w:p>
+    <w:p>
+      <w:r>
+        <w:t>Hint if needed: Use the changed condition and the deciding step in the pictorial trace. The answer must say what follows from those facts.</w:t>
+      </w:r>
+    </w:p>
+    <w:p>
+      <w:r>
+        <w:t>After your attempt, compare with the supported explanation: That pair is evidence of unwanted logo sensitivity. The subject description stayed mystery; only the irrelevant logo changed.</w:t>
+      </w:r>
+    </w:p>
+    <w:p>
+      <w:pPr>
+        <w:pStyle w:val="Heading3"/>
+      </w:pPr>
+      <w:r>
+        <w:t>Repair a missing building block</w:t>
+      </w:r>
+    </w:p>
+    <w:p>
+      <w:r>
+        <w:t>Review Operational Labels (ai-2/8). Goal: Apply a category definition using explicit evidence and boundary rules. Short practice: Why can we not resolve the disagreement merely by taking a majority of reviewers?. Return to this week and explain what you changed.</w:t>
+      </w:r>
+    </w:p>
+    <w:p>
+      <w:r>
+        <w:t>Review Debugging Strategies (ai-2/6). Goal: Design revealing tests for a function. Short practice: Which test most directly isolates the handling of loose books, and what should it produce?. Return to this week and explain what you changed.</w:t>
+      </w:r>
+    </w:p>
+    <w:p>
+      <w:r>
+        <w:t>Review Branching Logic (ai-2/3). Goal: Trace the selected branch in an if elif else chain. Short practice: Give expected labels for −1,0,10,11 and identify the equality boundary for Short.. Return to this week and explain what you changed.</w:t>
+      </w:r>
+    </w:p>
+    <w:p>
+      <w:pPr>
+        <w:pStyle w:val="Heading3"/>
+      </w:pPr>
+      <w:r>
+        <w:t>Keep your completed work</w:t>
+      </w:r>
+    </w:p>
+    <w:p>
+      <w:r>
+        <w:t>Use Download completed work in the hosted lesson to export your answers, reflections, practice feedback and code-run evidence. Open the HTML copy to read or print it. Drafts stay in this browser when storage is available; clear drafts on a shared device.</w:t>
       </w:r>
     </w:p>
     <w:sectPr>

--- a/downloads/student/ai-2-week-09.docx
+++ b/downloads/student/ai-2-week-09.docx
@@ -42,6 +42,11 @@
       </w:r>
     </w:p>
     <w:p>
+      <w:r>
+        <w:t>Start with the target: Choose recorded properties that preserve distinctions needed for a stated task. Try the recall before opening notes.</w:t>
+      </w:r>
+    </w:p>
+    <w:p>
       <w:pPr>
         <w:pStyle w:val="Heading3"/>
       </w:pPr>
@@ -50,18 +55,84 @@
       </w:r>
     </w:p>
     <w:p>
-      <w:r>
+      <w:pPr>
+        <w:spacing w:line="336" w:lineRule="auto" w:after="180"/>
+      </w:pPr>
+      <w:r>
+        <w:rPr>
+          <w:b w:val="0"/>
+        </w:rPr>
         <w:t>I can choose recorded properties that preserve distinctions needed for a stated task.</w:t>
       </w:r>
     </w:p>
     <w:p>
-      <w:r>
-        <w:t>I can show why identical feature records can hide examples with different target labels.</w:t>
-      </w:r>
-    </w:p>
-    <w:p>
-      <w:r>
-        <w:t>I can reject an answer copied into the inputs and test a proposed feature with a new case.</w:t>
+      <w:pPr>
+        <w:spacing w:line="336" w:lineRule="auto" w:after="180"/>
+      </w:pPr>
+      <w:r>
+        <w:rPr>
+          <w:b w:val="0"/>
+        </w:rPr>
+        <w:t xml:space="preserve">I can show why identical </w:t>
+      </w:r>
+      <w:r>
+        <w:rPr>
+          <w:b/>
+        </w:rPr>
+        <w:t>feature record</w:t>
+      </w:r>
+      <w:r>
+        <w:rPr>
+          <w:b w:val="0"/>
+        </w:rPr>
+        <w:t xml:space="preserve">s can hide examples with different </w:t>
+      </w:r>
+      <w:r>
+        <w:rPr>
+          <w:b/>
+        </w:rPr>
+        <w:t>target label</w:t>
+      </w:r>
+      <w:r>
+        <w:rPr>
+          <w:b w:val="0"/>
+        </w:rPr>
+        <w:t>s.</w:t>
+      </w:r>
+    </w:p>
+    <w:p>
+      <w:pPr>
+        <w:spacing w:line="336" w:lineRule="auto" w:after="180"/>
+      </w:pPr>
+      <w:r>
+        <w:rPr>
+          <w:b w:val="0"/>
+        </w:rPr>
+        <w:t xml:space="preserve">I can reject an answer copied into the </w:t>
+      </w:r>
+      <w:r>
+        <w:rPr>
+          <w:b/>
+        </w:rPr>
+        <w:t>input</w:t>
+      </w:r>
+      <w:r>
+        <w:rPr>
+          <w:b w:val="0"/>
+        </w:rPr>
+        <w:t xml:space="preserve">s and test a proposed </w:t>
+      </w:r>
+      <w:r>
+        <w:rPr>
+          <w:b/>
+        </w:rPr>
+        <w:t>feature</w:t>
+      </w:r>
+      <w:r>
+        <w:rPr>
+          <w:b w:val="0"/>
+        </w:rPr>
+        <w:t xml:space="preserve"> with a new case.</w:t>
       </w:r>
     </w:p>
     <w:p>
@@ -73,38 +144,140 @@
       </w:r>
     </w:p>
     <w:p>
-      <w:r>
+      <w:pPr>
+        <w:spacing w:line="336" w:lineRule="auto" w:after="180"/>
+      </w:pPr>
+      <w:r>
+        <w:rPr>
+          <w:b w:val="0"/>
+        </w:rPr>
         <w:t>Close your notes first. A rough first answer helps us choose the right starting point; it is not a score for your ability.</w:t>
       </w:r>
     </w:p>
     <w:p>
-      <w:r>
+      <w:pPr>
+        <w:spacing w:line="336" w:lineRule="auto" w:after="180"/>
+      </w:pPr>
+      <w:r>
+        <w:rPr>
+          <w:b w:val="0"/>
+        </w:rPr>
         <w:t>Without opening the old lesson, explain one key idea from Operational Labels. Give an example and a mistake that the idea helps you avoid.</w:t>
       </w:r>
     </w:p>
     <w:p>
-      <w:r>
+      <w:pPr>
+        <w:spacing w:line="336" w:lineRule="auto" w:after="180"/>
+      </w:pPr>
+      <w:r>
+        <w:rPr>
+          <w:b w:val="0"/>
+        </w:rPr>
         <w:t>Without opening the old lesson, explain one key idea from Debugging Strategies. Give an example and a mistake that the idea helps you avoid.</w:t>
       </w:r>
     </w:p>
     <w:p>
-      <w:r>
+      <w:pPr>
+        <w:spacing w:line="336" w:lineRule="auto" w:after="180"/>
+      </w:pPr>
+      <w:r>
+        <w:rPr>
+          <w:b w:val="0"/>
+        </w:rPr>
         <w:t>Without opening the old lesson, explain one key idea from Branching Logic. Give an example and a mistake that the idea helps you avoid.</w:t>
       </w:r>
     </w:p>
     <w:p>
-      <w:r>
-        <w:t>After trying, check the relevant lesson or ask your teacher. Change the part of your explanation that the evidence shows was wrong.</w:t>
-      </w:r>
-    </w:p>
-    <w:p>
-      <w:r>
-        <w:t>Week 9: Features and Distractors</w:t>
-      </w:r>
-    </w:p>
-    <w:p>
-      <w:r>
-        <w:t>A feature should help the task and be available at decision time.</w:t>
+      <w:pPr>
+        <w:spacing w:line="336" w:lineRule="auto" w:after="180"/>
+      </w:pPr>
+      <w:r>
+        <w:rPr>
+          <w:b w:val="0"/>
+        </w:rPr>
+        <w:t xml:space="preserve">After trying, check the </w:t>
+      </w:r>
+      <w:r>
+        <w:rPr>
+          <w:b/>
+        </w:rPr>
+        <w:t>relevant</w:t>
+      </w:r>
+      <w:r>
+        <w:rPr>
+          <w:b w:val="0"/>
+        </w:rPr>
+        <w:t xml:space="preserve"> lesson or ask your teacher. Change the part of your explanation that the </w:t>
+      </w:r>
+      <w:r>
+        <w:rPr>
+          <w:b/>
+        </w:rPr>
+        <w:t>evidence</w:t>
+      </w:r>
+      <w:r>
+        <w:rPr>
+          <w:b w:val="0"/>
+        </w:rPr>
+        <w:t xml:space="preserve"> shows was wrong.</w:t>
+      </w:r>
+    </w:p>
+    <w:p>
+      <w:pPr>
+        <w:spacing w:line="336" w:lineRule="auto" w:after="180"/>
+      </w:pPr>
+      <w:r>
+        <w:rPr>
+          <w:b w:val="0"/>
+        </w:rPr>
+        <w:t xml:space="preserve">Week 9: </w:t>
+      </w:r>
+      <w:r>
+        <w:rPr>
+          <w:b/>
+        </w:rPr>
+        <w:t>Feature</w:t>
+      </w:r>
+      <w:r>
+        <w:rPr>
+          <w:b w:val="0"/>
+        </w:rPr>
+        <w:t xml:space="preserve">s and </w:t>
+      </w:r>
+      <w:r>
+        <w:rPr>
+          <w:b/>
+        </w:rPr>
+        <w:t>Distractor</w:t>
+      </w:r>
+      <w:r>
+        <w:rPr>
+          <w:b w:val="0"/>
+        </w:rPr>
+        <w:t>s</w:t>
+      </w:r>
+    </w:p>
+    <w:p>
+      <w:pPr>
+        <w:spacing w:line="336" w:lineRule="auto" w:after="180"/>
+      </w:pPr>
+      <w:r>
+        <w:rPr>
+          <w:b w:val="0"/>
+        </w:rPr>
+        <w:t xml:space="preserve">A </w:t>
+      </w:r>
+      <w:r>
+        <w:rPr>
+          <w:b/>
+        </w:rPr>
+        <w:t>feature</w:t>
+      </w:r>
+      <w:r>
+        <w:rPr>
+          <w:b w:val="0"/>
+        </w:rPr>
+        <w:t xml:space="preserve"> should help the task and be available at decision time.</w:t>
       </w:r>
     </w:p>
     <w:p>
@@ -144,17 +317,59 @@
       </w:r>
     </w:p>
     <w:p>
-      <w:r>
+      <w:pPr>
+        <w:spacing w:line="336" w:lineRule="auto" w:after="180"/>
+      </w:pPr>
+      <w:r>
+        <w:rPr>
+          <w:b/>
+        </w:rPr>
         <w:t>THINKER MISSION</w:t>
       </w:r>
     </w:p>
     <w:p>
-      <w:r>
-        <w:t>Rank book features; reject cover color as a shortcut.</w:t>
-      </w:r>
-    </w:p>
-    <w:p>
-      <w:r>
+      <w:pPr>
+        <w:spacing w:line="336" w:lineRule="auto" w:after="180"/>
+      </w:pPr>
+      <w:r>
+        <w:rPr>
+          <w:b w:val="0"/>
+        </w:rPr>
+        <w:t xml:space="preserve">Rank book </w:t>
+      </w:r>
+      <w:r>
+        <w:rPr>
+          <w:b/>
+        </w:rPr>
+        <w:t>feature</w:t>
+      </w:r>
+      <w:r>
+        <w:rPr>
+          <w:b w:val="0"/>
+        </w:rPr>
+        <w:t xml:space="preserve">s; reject cover color as a </w:t>
+      </w:r>
+      <w:r>
+        <w:rPr>
+          <w:b/>
+        </w:rPr>
+        <w:t>shortcut</w:t>
+      </w:r>
+      <w:r>
+        <w:rPr>
+          <w:b w:val="0"/>
+        </w:rPr>
+        <w:t>.</w:t>
+      </w:r>
+    </w:p>
+    <w:p>
+      <w:pPr>
+        <w:spacing w:line="336" w:lineRule="auto" w:after="180"/>
+      </w:pPr>
+      <w:r>
+        <w:rPr>
+          <w:b w:val="0"/>
+        </w:rPr>
         <w:t>Thinker name and date:</w:t>
       </w:r>
     </w:p>
@@ -200,7 +415,14 @@
       </w:r>
     </w:p>
     <w:p>
-      <w:r>
+      <w:pPr>
+        <w:spacing w:line="336" w:lineRule="auto" w:after="180"/>
+        <w:shd w:fill="F5F1FB"/>
+      </w:pPr>
+      <w:r>
+        <w:rPr>
+          <w:b w:val="0"/>
+        </w:rPr>
         <w:t>Two annotators agree that a calendar card is ready. What must you still check before treating that label as correct?</w:t>
       </w:r>
     </w:p>
@@ -213,8 +435,26 @@
       </w:r>
     </w:p>
     <w:p>
-      <w:r>
-        <w:t>By the end, I can test a distracting feature with controlled changes rather than confounding clues.</w:t>
+      <w:pPr>
+        <w:spacing w:line="336" w:lineRule="auto" w:after="180"/>
+      </w:pPr>
+      <w:r>
+        <w:rPr>
+          <w:b w:val="0"/>
+        </w:rPr>
+        <w:t xml:space="preserve">By the end, I can test a distracting </w:t>
+      </w:r>
+      <w:r>
+        <w:rPr>
+          <w:b/>
+        </w:rPr>
+        <w:t>feature</w:t>
+      </w:r>
+      <w:r>
+        <w:rPr>
+          <w:b w:val="0"/>
+        </w:rPr>
+        <w:t xml:space="preserve"> with controlled changes rather than confounding clues.</w:t>
       </w:r>
     </w:p>
     <w:p>
@@ -227,17 +467,52 @@
     </w:p>
     <w:p>
       <w:r>
+        <w:t>Investigate the supplied Features and Distractors case. Separate observations, given facts and assumptions before choosing an explanation.</w:t>
+      </w:r>
+    </w:p>
+    <w:p>
+      <w:pPr>
+        <w:spacing w:line="336" w:lineRule="auto" w:after="180"/>
+      </w:pPr>
+      <w:r>
+        <w:rPr>
+          <w:b/>
+        </w:rPr>
         <w:t>PICTURE STORY</w:t>
       </w:r>
     </w:p>
     <w:p>
-      <w:r>
+      <w:pPr>
+        <w:spacing w:line="336" w:lineRule="auto" w:after="180"/>
+      </w:pPr>
+      <w:r>
+        <w:rPr>
+          <w:b w:val="0"/>
+        </w:rPr>
         <w:t>Notice → Predict → Explain</w:t>
       </w:r>
     </w:p>
     <w:p>
-      <w:r>
-        <w:t>Begin with visible evidence. Do not explain more than the picture and information support.</w:t>
+      <w:pPr>
+        <w:spacing w:line="336" w:lineRule="auto" w:after="180"/>
+      </w:pPr>
+      <w:r>
+        <w:rPr>
+          <w:b w:val="0"/>
+        </w:rPr>
+        <w:t xml:space="preserve">Begin with visible </w:t>
+      </w:r>
+      <w:r>
+        <w:rPr>
+          <w:b/>
+        </w:rPr>
+        <w:t>evidence</w:t>
+      </w:r>
+      <w:r>
+        <w:rPr>
+          <w:b w:val="0"/>
+        </w:rPr>
+        <w:t>. Do not explain more than the picture and information support.</w:t>
       </w:r>
     </w:p>
     <w:p>
@@ -277,18 +552,94 @@
       </w:r>
     </w:p>
     <w:p>
-      <w:r>
+      <w:pPr>
+        <w:pStyle w:val="Heading3"/>
+      </w:pPr>
+      <w:r>
+        <w:t>Start with this puzzle</w:t>
+      </w:r>
+    </w:p>
+    <w:p>
+      <w:pPr>
+        <w:spacing w:line="336" w:lineRule="auto" w:after="180"/>
+        <w:shd w:fill="F1F6FC"/>
+      </w:pPr>
+      <w:r>
+        <w:rPr>
+          <w:b w:val="0"/>
+        </w:rPr>
         <w:t>MYSTERY</w:t>
       </w:r>
     </w:p>
     <w:p>
-      <w:r>
-        <w:t>The learners must use features and distractors to solve a problem. What information do they have? What decision or calculation do they make? What would count as evidence that it worked?</w:t>
-      </w:r>
-    </w:p>
-    <w:p>
-      <w:r>
-        <w:t>Three observations (what you can point to):</w:t>
+      <w:pPr>
+        <w:spacing w:line="336" w:lineRule="auto" w:after="180"/>
+        <w:shd w:fill="F5F1FB"/>
+      </w:pPr>
+      <w:r>
+        <w:rPr>
+          <w:b w:val="0"/>
+        </w:rPr>
+        <w:t xml:space="preserve">The learners must use </w:t>
+      </w:r>
+      <w:r>
+        <w:rPr>
+          <w:b/>
+        </w:rPr>
+        <w:t>feature</w:t>
+      </w:r>
+      <w:r>
+        <w:rPr>
+          <w:b w:val="0"/>
+        </w:rPr>
+        <w:t xml:space="preserve">s and </w:t>
+      </w:r>
+      <w:r>
+        <w:rPr>
+          <w:b/>
+        </w:rPr>
+        <w:t>distractor</w:t>
+      </w:r>
+      <w:r>
+        <w:rPr>
+          <w:b w:val="0"/>
+        </w:rPr>
+        <w:t xml:space="preserve">s to solve a problem. What information do they have? What decision or calculation do they make? What would count as </w:t>
+      </w:r>
+      <w:r>
+        <w:rPr>
+          <w:b/>
+        </w:rPr>
+        <w:t>evidence</w:t>
+      </w:r>
+      <w:r>
+        <w:rPr>
+          <w:b w:val="0"/>
+        </w:rPr>
+        <w:t xml:space="preserve"> that it worked?</w:t>
+      </w:r>
+    </w:p>
+    <w:p>
+      <w:pPr>
+        <w:spacing w:line="336" w:lineRule="auto" w:after="180"/>
+      </w:pPr>
+      <w:r>
+        <w:rPr>
+          <w:b w:val="0"/>
+        </w:rPr>
+        <w:t xml:space="preserve">Three </w:t>
+      </w:r>
+      <w:r>
+        <w:rPr>
+          <w:b/>
+        </w:rPr>
+        <w:t>observation</w:t>
+      </w:r>
+      <w:r>
+        <w:rPr>
+          <w:b w:val="0"/>
+        </w:rPr>
+        <w:t>s (what you can point to):</w:t>
       </w:r>
     </w:p>
     <w:p>
@@ -325,8 +676,26 @@
       </w:r>
     </w:p>
     <w:p>
-      <w:r>
-        <w:t>My prediction and the clue supporting it:</w:t>
+      <w:pPr>
+        <w:spacing w:line="336" w:lineRule="auto" w:after="180"/>
+      </w:pPr>
+      <w:r>
+        <w:rPr>
+          <w:b w:val="0"/>
+        </w:rPr>
+        <w:t xml:space="preserve">My </w:t>
+      </w:r>
+      <w:r>
+        <w:rPr>
+          <w:b/>
+        </w:rPr>
+        <w:t>prediction</w:t>
+      </w:r>
+      <w:r>
+        <w:rPr>
+          <w:b w:val="0"/>
+        </w:rPr>
+        <w:t xml:space="preserve"> and the clue supporting it:</w:t>
       </w:r>
     </w:p>
     <w:p>
@@ -371,18 +740,140 @@
       </w:r>
     </w:p>
     <w:p>
-      <w:r>
-        <w:t>Imagine a paper sorting task for a model delivery station. Each rectangular card has a length, width, colour and card number. The station labels a card fits if its length is at most 12 centimetres and its width is at most 8 centimetres. Both limits include equality. Cards stay flat in the marked orientation; turning, bending and thickness are outside this paper task. All measurements in the first examples are known positive whole numbers.</w:t>
-      </w:r>
-    </w:p>
-    <w:p>
-      <w:r>
-        <w:t>A feature is a recorded input property, such as width in centimetres. The target label is the answer we want to produce: fits or too large under this guide. Decide what the answer means before choosing the inputs. A card number can help us find a record, but knowing its number does not tell us its dimensions.</w:t>
-      </w:r>
-    </w:p>
-    <w:p>
-      <w:r>
-        <w:t>This guide already gives us a direct rule, so we do not need to train a model to solve it. We use the task to investigate the information that either a rule or a learned model would need. Later, when relationships are learned from examples, the same question remains: did we supply the distinctions the task requires?</w:t>
+      <w:pPr>
+        <w:spacing w:line="336" w:lineRule="auto" w:after="180"/>
+      </w:pPr>
+      <w:r>
+        <w:rPr>
+          <w:b w:val="0"/>
+        </w:rPr>
+        <w:t>Imagine a paper sorting task for a model delivery station. Each rectangular card has a length, width, colour and card number.</w:t>
+      </w:r>
+    </w:p>
+    <w:p>
+      <w:pPr>
+        <w:spacing w:line="336" w:lineRule="auto" w:after="180"/>
+      </w:pPr>
+      <w:r>
+        <w:rPr>
+          <w:b w:val="0"/>
+        </w:rPr>
+        <w:t>The station labels a card fits if its length is at most 12 centimetres and its width is at most 8 centimetres. Both limits include equality.</w:t>
+      </w:r>
+    </w:p>
+    <w:p>
+      <w:pPr>
+        <w:spacing w:line="336" w:lineRule="auto" w:after="180"/>
+      </w:pPr>
+      <w:r>
+        <w:rPr>
+          <w:b w:val="0"/>
+        </w:rPr>
+        <w:t>Cards stay flat in the marked orientation; turning, bending and thickness are outside this paper task. All measurements in the first examples are known positive whole numbers.</w:t>
+      </w:r>
+    </w:p>
+    <w:p>
+      <w:pPr>
+        <w:spacing w:line="336" w:lineRule="auto" w:after="180"/>
+      </w:pPr>
+      <w:r>
+        <w:rPr>
+          <w:b w:val="0"/>
+        </w:rPr>
+        <w:t xml:space="preserve">A </w:t>
+      </w:r>
+      <w:r>
+        <w:rPr>
+          <w:b/>
+        </w:rPr>
+        <w:t>feature</w:t>
+      </w:r>
+      <w:r>
+        <w:rPr>
+          <w:b w:val="0"/>
+        </w:rPr>
+        <w:t xml:space="preserve"> is a recorded </w:t>
+      </w:r>
+      <w:r>
+        <w:rPr>
+          <w:b/>
+        </w:rPr>
+        <w:t>input</w:t>
+      </w:r>
+      <w:r>
+        <w:rPr>
+          <w:b w:val="0"/>
+        </w:rPr>
+        <w:t xml:space="preserve"> property, such as width in centimetres. The </w:t>
+      </w:r>
+      <w:r>
+        <w:rPr>
+          <w:b/>
+        </w:rPr>
+        <w:t>target label</w:t>
+      </w:r>
+      <w:r>
+        <w:rPr>
+          <w:b w:val="0"/>
+        </w:rPr>
+        <w:t xml:space="preserve"> is the answer we want to produce: fits or too large under this guide. Decide what the answer means before choosing the </w:t>
+      </w:r>
+      <w:r>
+        <w:rPr>
+          <w:b/>
+        </w:rPr>
+        <w:t>input</w:t>
+      </w:r>
+      <w:r>
+        <w:rPr>
+          <w:b w:val="0"/>
+        </w:rPr>
+        <w:t>s.</w:t>
+      </w:r>
+    </w:p>
+    <w:p>
+      <w:pPr>
+        <w:spacing w:line="336" w:lineRule="auto" w:after="180"/>
+      </w:pPr>
+      <w:r>
+        <w:rPr>
+          <w:b w:val="0"/>
+        </w:rPr>
+        <w:t>A card number can help us find a record, but knowing its number does not tell us its dimensions.</w:t>
+      </w:r>
+    </w:p>
+    <w:p>
+      <w:pPr>
+        <w:spacing w:line="336" w:lineRule="auto" w:after="180"/>
+      </w:pPr>
+      <w:r>
+        <w:rPr>
+          <w:b w:val="0"/>
+        </w:rPr>
+        <w:t xml:space="preserve">This guide already gives us a direct rule, so we do not need to train a model to solve it. We use the task to investigate the information that either a rule or a </w:t>
+      </w:r>
+      <w:r>
+        <w:rPr>
+          <w:b/>
+        </w:rPr>
+        <w:t>learned model</w:t>
+      </w:r>
+      <w:r>
+        <w:rPr>
+          <w:b w:val="0"/>
+        </w:rPr>
+        <w:t xml:space="preserve"> would need.</w:t>
+      </w:r>
+    </w:p>
+    <w:p>
+      <w:pPr>
+        <w:spacing w:line="336" w:lineRule="auto" w:after="180"/>
+      </w:pPr>
+      <w:r>
+        <w:rPr>
+          <w:b w:val="0"/>
+        </w:rPr>
+        <w:t>Later, when relationships are learned from examples, the same question remains: did we supply the distinctions the task requires?</w:t>
       </w:r>
     </w:p>
     <w:p>
@@ -395,16 +886,69 @@
     </w:p>
     <w:p>
       <w:r>
-        <w:t>VISUAL MECHANISM</w:t>
-      </w:r>
-    </w:p>
-    <w:p>
-      <w:r>
-        <w:t>Input → Process → Output</w:t>
-      </w:r>
-    </w:p>
-    <w:p>
-      <w:r>
+        <w:t>Follow the mechanism for Features and Distractors. Connect each labelled input, deciding step and result.</w:t>
+      </w:r>
+    </w:p>
+    <w:p>
+      <w:pPr>
+        <w:spacing w:line="336" w:lineRule="auto" w:after="180"/>
+      </w:pPr>
+      <w:r>
+        <w:rPr>
+          <w:b/>
+        </w:rPr>
+        <w:t xml:space="preserve">VISUAL </w:t>
+      </w:r>
+      <w:r>
+        <w:rPr>
+          <w:b/>
+        </w:rPr>
+        <w:t>MECHANISM</w:t>
+      </w:r>
+    </w:p>
+    <w:p>
+      <w:pPr>
+        <w:spacing w:line="336" w:lineRule="auto" w:after="180"/>
+      </w:pPr>
+      <w:r>
+        <w:rPr>
+          <w:b/>
+        </w:rPr>
+        <w:t>Input</w:t>
+      </w:r>
+      <w:r>
+        <w:rPr>
+          <w:b w:val="0"/>
+        </w:rPr>
+        <w:t xml:space="preserve"> → </w:t>
+      </w:r>
+      <w:r>
+        <w:rPr>
+          <w:b/>
+        </w:rPr>
+        <w:t>Process</w:t>
+      </w:r>
+      <w:r>
+        <w:rPr>
+          <w:b w:val="0"/>
+        </w:rPr>
+        <w:t xml:space="preserve"> → </w:t>
+      </w:r>
+      <w:r>
+        <w:rPr>
+          <w:b/>
+        </w:rPr>
+        <w:t>Output</w:t>
+      </w:r>
+    </w:p>
+    <w:p>
+      <w:pPr>
+        <w:spacing w:line="336" w:lineRule="auto" w:after="180"/>
+      </w:pPr>
+      <w:r>
+        <w:rPr>
+          <w:b w:val="0"/>
+        </w:rPr>
         <w:t>Trace the information. At each stage, ask what changed and how you could test it.</w:t>
       </w:r>
     </w:p>
@@ -445,7 +989,13 @@
       </w:r>
     </w:p>
     <w:p>
-      <w:r>
+      <w:pPr>
+        <w:spacing w:line="336" w:lineRule="auto" w:after="180"/>
+      </w:pPr>
+      <w:r>
+        <w:rPr>
+          <w:b w:val="0"/>
+        </w:rPr>
         <w:t>↓</w:t>
       </w:r>
     </w:p>
@@ -486,7 +1036,13 @@
       </w:r>
     </w:p>
     <w:p>
-      <w:r>
+      <w:pPr>
+        <w:spacing w:line="336" w:lineRule="auto" w:after="180"/>
+      </w:pPr>
+      <w:r>
+        <w:rPr>
+          <w:b w:val="0"/>
+        </w:rPr>
         <w:t>↓</w:t>
       </w:r>
     </w:p>
@@ -527,7 +1083,13 @@
       </w:r>
     </w:p>
     <w:p>
-      <w:r>
+      <w:pPr>
+        <w:spacing w:line="336" w:lineRule="auto" w:after="180"/>
+      </w:pPr>
+      <w:r>
+        <w:rPr>
+          <w:b w:val="0"/>
+        </w:rPr>
         <w:t>Which stage could fail even when the other two are correct? Explain:</w:t>
       </w:r>
     </w:p>
@@ -573,7 +1135,13 @@
       </w:r>
     </w:p>
     <w:p>
-      <w:r>
+      <w:pPr>
+        <w:spacing w:line="336" w:lineRule="auto" w:after="180"/>
+      </w:pPr>
+      <w:r>
+        <w:rPr>
+          <w:b w:val="0"/>
+        </w:rPr>
         <w:t>Card A is 10 centimetres long and 7 centimetres wide. Card B is 10 centimetres long and 9 centimetres wide. A fits; B is too large because its width exceeds 8. Compare two ways of recording these cards.</w:t>
       </w:r>
     </w:p>
@@ -766,13 +1334,83 @@
       </w:r>
     </w:p>
     <w:p>
-      <w:r>
-        <w:t>A system receiving only the length cannot use the hidden width to tell these two cards apart. The same input, 10, is paired with two different correct answers. It may guess, return an uncertainty, or use a usual answer, but length alone cannot guarantee the right label for both. A more complicated model cannot reconstruct this missing distinction with certainty from that input alone.</w:t>
-      </w:r>
-    </w:p>
-    <w:p>
-      <w:r>
-        <w:t>A feature record needs a consistent order and units. Here we write length in centimetres first, then width in centimetres. The record 10, 7 means something different if someone silently switches the order or records millimetres. Write the definitions alongside the data.</w:t>
+      <w:pPr>
+        <w:spacing w:line="336" w:lineRule="auto" w:after="180"/>
+      </w:pPr>
+      <w:r>
+        <w:rPr>
+          <w:b w:val="0"/>
+        </w:rPr>
+        <w:t xml:space="preserve">A system receiving only the length cannot use the hidden width to tell these two cards apart. The same </w:t>
+      </w:r>
+      <w:r>
+        <w:rPr>
+          <w:b/>
+        </w:rPr>
+        <w:t>input</w:t>
+      </w:r>
+      <w:r>
+        <w:rPr>
+          <w:b w:val="0"/>
+        </w:rPr>
+        <w:t>, 10, is paired with two different correct answers.</w:t>
+      </w:r>
+    </w:p>
+    <w:p>
+      <w:pPr>
+        <w:spacing w:line="336" w:lineRule="auto" w:after="180"/>
+      </w:pPr>
+      <w:r>
+        <w:rPr>
+          <w:b w:val="0"/>
+        </w:rPr>
+        <w:t xml:space="preserve">It may guess, return an uncertainty, or use a usual answer, but length alone cannot guarantee the right label for both. A more complicated model cannot reconstruct this missing distinction with certainty from that </w:t>
+      </w:r>
+      <w:r>
+        <w:rPr>
+          <w:b/>
+        </w:rPr>
+        <w:t>input</w:t>
+      </w:r>
+      <w:r>
+        <w:rPr>
+          <w:b w:val="0"/>
+        </w:rPr>
+        <w:t xml:space="preserve"> alone.</w:t>
+      </w:r>
+    </w:p>
+    <w:p>
+      <w:pPr>
+        <w:spacing w:line="336" w:lineRule="auto" w:after="180"/>
+      </w:pPr>
+      <w:r>
+        <w:rPr>
+          <w:b w:val="0"/>
+        </w:rPr>
+        <w:t xml:space="preserve">A </w:t>
+      </w:r>
+      <w:r>
+        <w:rPr>
+          <w:b/>
+        </w:rPr>
+        <w:t>feature record</w:t>
+      </w:r>
+      <w:r>
+        <w:rPr>
+          <w:b w:val="0"/>
+        </w:rPr>
+        <w:t xml:space="preserve"> needs a consistent order and units. Here we write length in centimetres first, then width in centimetres.</w:t>
+      </w:r>
+    </w:p>
+    <w:p>
+      <w:pPr>
+        <w:spacing w:line="336" w:lineRule="auto" w:after="180"/>
+      </w:pPr>
+      <w:r>
+        <w:rPr>
+          <w:b w:val="0"/>
+        </w:rPr>
+        <w:t>The record 10, 7 means something different if someone silently switches the order or records millimetres. Write the definitions alongside the data.</w:t>
       </w:r>
     </w:p>
     <w:p>
@@ -784,8 +1422,26 @@
       </w:r>
     </w:p>
     <w:p>
-      <w:r>
-        <w:t>Point to the input, the deciding step and the result in this week’s visual. Explain the same step in ordinary words. A picture helps when you can say what each part represents.</w:t>
+      <w:pPr>
+        <w:spacing w:line="336" w:lineRule="auto" w:after="180"/>
+      </w:pPr>
+      <w:r>
+        <w:rPr>
+          <w:b w:val="0"/>
+        </w:rPr>
+        <w:t xml:space="preserve">Point to the </w:t>
+      </w:r>
+      <w:r>
+        <w:rPr>
+          <w:b/>
+        </w:rPr>
+        <w:t>input</w:t>
+      </w:r>
+      <w:r>
+        <w:rPr>
+          <w:b w:val="0"/>
+        </w:rPr>
+        <w:t>, the deciding step and the result in this week’s visual. Explain the same step in ordinary words. A picture helps when you can say what each part represents.</w:t>
       </w:r>
     </w:p>
     <w:p>
@@ -798,16 +1454,54 @@
     </w:p>
     <w:p>
       <w:r>
+        <w:t>Compare the supplied cases for Features and Distractors. Identify the detail that changes the conclusion.</w:t>
+      </w:r>
+    </w:p>
+    <w:p>
+      <w:pPr>
+        <w:pStyle w:val="Heading3"/>
+      </w:pPr>
+      <w:r>
+        <w:t>The case to investigate</w:t>
+      </w:r>
+    </w:p>
+    <w:p>
+      <w:pPr>
+        <w:spacing w:line="336" w:lineRule="auto" w:after="180"/>
+        <w:shd w:fill="F1F6FC"/>
+      </w:pPr>
+      <w:r>
+        <w:rPr>
+          <w:b w:val="0"/>
+        </w:rPr>
         <w:t>CASE GALLERY</w:t>
       </w:r>
     </w:p>
     <w:p>
-      <w:r>
-        <w:t>Four Tests, Four Kinds of Evidence</w:t>
-      </w:r>
-    </w:p>
-    <w:p>
-      <w:r>
+      <w:pPr>
+        <w:spacing w:line="336" w:lineRule="auto" w:after="180"/>
+      </w:pPr>
+      <w:r>
+        <w:rPr>
+          <w:b w:val="0"/>
+        </w:rPr>
+        <w:t xml:space="preserve">Four Tests, Four Kinds of </w:t>
+      </w:r>
+      <w:r>
+        <w:rPr>
+          <w:b/>
+        </w:rPr>
+        <w:t>Evidence</w:t>
+      </w:r>
+    </w:p>
+    <w:p>
+      <w:pPr>
+        <w:spacing w:line="336" w:lineRule="auto" w:after="180"/>
+      </w:pPr>
+      <w:r>
+        <w:rPr>
+          <w:b w:val="0"/>
+        </w:rPr>
         <w:t>A system is not understood until it survives more than one comfortable example.</w:t>
       </w:r>
     </w:p>
@@ -884,8 +1578,47 @@
       </w:r>
     </w:p>
     <w:p>
-      <w:r>
-        <w:t>NORMAL CASE: predict and name evidence.     BOUNDARY CASE: predict and name evidence.</w:t>
+      <w:pPr>
+        <w:pStyle w:val="Heading3"/>
+      </w:pPr>
+      <w:r>
+        <w:t>The normal case</w:t>
+      </w:r>
+    </w:p>
+    <w:p>
+      <w:pPr>
+        <w:spacing w:line="336" w:lineRule="auto" w:after="180"/>
+        <w:shd w:fill="F1F6FC"/>
+      </w:pPr>
+      <w:r>
+        <w:rPr>
+          <w:b w:val="0"/>
+        </w:rPr>
+        <w:t xml:space="preserve">NORMAL CASE: predict and name </w:t>
+      </w:r>
+      <w:r>
+        <w:rPr>
+          <w:b/>
+        </w:rPr>
+        <w:t>evidence</w:t>
+      </w:r>
+      <w:r>
+        <w:rPr>
+          <w:b w:val="0"/>
+        </w:rPr>
+        <w:t xml:space="preserve">.     BOUNDARY CASE: predict and name </w:t>
+      </w:r>
+      <w:r>
+        <w:rPr>
+          <w:b/>
+        </w:rPr>
+        <w:t>evidence</w:t>
+      </w:r>
+      <w:r>
+        <w:rPr>
+          <w:b w:val="0"/>
+        </w:rPr>
+        <w:t>.</w:t>
       </w:r>
     </w:p>
     <w:p>
@@ -961,12 +1694,58 @@
       </w:r>
     </w:p>
     <w:p>
-      <w:r>
-        <w:t>MISSING INFORMATION: predict and name evidence.     TRANSFER CASE: predict and name evidence.</w:t>
-      </w:r>
-    </w:p>
-    <w:p>
-      <w:r>
+      <w:pPr>
+        <w:pStyle w:val="Heading3"/>
+      </w:pPr>
+      <w:r>
+        <w:t>Check missing information</w:t>
+      </w:r>
+    </w:p>
+    <w:p>
+      <w:pPr>
+        <w:spacing w:line="336" w:lineRule="auto" w:after="180"/>
+        <w:shd w:fill="FFF5E6"/>
+      </w:pPr>
+      <w:r>
+        <w:rPr>
+          <w:b w:val="0"/>
+        </w:rPr>
+        <w:t xml:space="preserve">MISSING INFORMATION: predict and name </w:t>
+      </w:r>
+      <w:r>
+        <w:rPr>
+          <w:b/>
+        </w:rPr>
+        <w:t>evidence</w:t>
+      </w:r>
+      <w:r>
+        <w:rPr>
+          <w:b w:val="0"/>
+        </w:rPr>
+        <w:t xml:space="preserve">.     TRANSFER CASE: predict and name </w:t>
+      </w:r>
+      <w:r>
+        <w:rPr>
+          <w:b/>
+        </w:rPr>
+        <w:t>evidence</w:t>
+      </w:r>
+      <w:r>
+        <w:rPr>
+          <w:b w:val="0"/>
+        </w:rPr>
+        <w:t>.</w:t>
+      </w:r>
+    </w:p>
+    <w:p>
+      <w:pPr>
+        <w:spacing w:line="336" w:lineRule="auto" w:after="180"/>
+        <w:shd w:fill="F5F1FB"/>
+      </w:pPr>
+      <w:r>
+        <w:rPr>
+          <w:b w:val="0"/>
+        </w:rPr>
         <w:t>Which case is most likely to reveal a hidden assumption? Why?</w:t>
       </w:r>
     </w:p>
@@ -1012,18 +1791,93 @@
       </w:r>
     </w:p>
     <w:p>
-      <w:r>
+      <w:pPr>
+        <w:pStyle w:val="Heading3"/>
+      </w:pPr>
+      <w:r>
+        <w:t>Change one thing</w:t>
+      </w:r>
+    </w:p>
+    <w:p>
+      <w:pPr>
+        <w:spacing w:line="336" w:lineRule="auto" w:after="180"/>
+        <w:shd w:fill="F5F1FB"/>
+      </w:pPr>
+      <w:r>
+        <w:rPr>
+          <w:b w:val="0"/>
+        </w:rPr>
         <w:t>Change: The first controlled pair yields mystery for triangle and science for circle.</w:t>
       </w:r>
     </w:p>
     <w:p>
-      <w:r>
-        <w:t>Prediction: That pair is evidence of unwanted logo sensitivity.</w:t>
-      </w:r>
-    </w:p>
-    <w:p>
-      <w:r>
-        <w:t>Reason: The subject description stayed mystery; only the irrelevant logo changed.</w:t>
+      <w:pPr>
+        <w:pStyle w:val="Heading3"/>
+      </w:pPr>
+      <w:r>
+        <w:t>Predicted result</w:t>
+      </w:r>
+    </w:p>
+    <w:p>
+      <w:pPr>
+        <w:spacing w:line="336" w:lineRule="auto" w:after="180"/>
+        <w:shd w:fill="F1F6FC"/>
+      </w:pPr>
+      <w:r>
+        <w:rPr>
+          <w:b/>
+        </w:rPr>
+        <w:t>Prediction</w:t>
+      </w:r>
+      <w:r>
+        <w:rPr>
+          <w:b w:val="0"/>
+        </w:rPr>
+        <w:t xml:space="preserve">: That pair is </w:t>
+      </w:r>
+      <w:r>
+        <w:rPr>
+          <w:b/>
+        </w:rPr>
+        <w:t>evidence</w:t>
+      </w:r>
+      <w:r>
+        <w:rPr>
+          <w:b w:val="0"/>
+        </w:rPr>
+        <w:t xml:space="preserve"> of unwanted logo sensitivity.</w:t>
+      </w:r>
+    </w:p>
+    <w:p>
+      <w:pPr>
+        <w:pStyle w:val="Heading3"/>
+      </w:pPr>
+      <w:r>
+        <w:t>Why the result follows</w:t>
+      </w:r>
+    </w:p>
+    <w:p>
+      <w:pPr>
+        <w:spacing w:line="336" w:lineRule="auto" w:after="180"/>
+        <w:shd w:fill="F1F6FC"/>
+      </w:pPr>
+      <w:r>
+        <w:rPr>
+          <w:b w:val="0"/>
+        </w:rPr>
+        <w:t>Reason: The subject description stayed mystery; only the ir</w:t>
+      </w:r>
+      <w:r>
+        <w:rPr>
+          <w:b/>
+        </w:rPr>
+        <w:t>relevant</w:t>
+      </w:r>
+      <w:r>
+        <w:rPr>
+          <w:b w:val="0"/>
+        </w:rPr>
+        <w:t xml:space="preserve"> logo changed.</w:t>
       </w:r>
     </w:p>
     <w:p>
@@ -1036,16 +1890,39 @@
     </w:p>
     <w:p>
       <w:r>
+        <w:t>Use the vocabulary of Features and Distractors to explain a concrete decision, rather than only memorising definitions.</w:t>
+      </w:r>
+    </w:p>
+    <w:p>
+      <w:pPr>
+        <w:spacing w:line="336" w:lineRule="auto" w:after="180"/>
+      </w:pPr>
+      <w:r>
+        <w:rPr>
+          <w:b/>
+        </w:rPr>
         <w:t>VOCABULARY LAB</w:t>
       </w:r>
     </w:p>
     <w:p>
-      <w:r>
+      <w:pPr>
+        <w:spacing w:line="336" w:lineRule="auto" w:after="180"/>
+      </w:pPr>
+      <w:r>
+        <w:rPr>
+          <w:b w:val="0"/>
+        </w:rPr>
         <w:t>Words You Can Use to Reason</w:t>
       </w:r>
     </w:p>
     <w:p>
-      <w:r>
+      <w:pPr>
+        <w:spacing w:line="336" w:lineRule="auto" w:after="180"/>
+      </w:pPr>
+      <w:r>
+        <w:rPr>
+          <w:b w:val="0"/>
+        </w:rPr>
         <w:t>A definition matters when you can recognize the idea, use it, and contrast it with a near-miss.</w:t>
       </w:r>
     </w:p>
@@ -1502,17 +2379,58 @@
     </w:p>
     <w:p>
       <w:r>
-        <w:t>WORKED EVIDENCE</w:t>
-      </w:r>
-    </w:p>
-    <w:p>
-      <w:r>
+        <w:t>Follow the worked trace for Features and Distractors, predict a step, then compare with its explanation.</w:t>
+      </w:r>
+    </w:p>
+    <w:p>
+      <w:pPr>
+        <w:spacing w:line="336" w:lineRule="auto" w:after="180"/>
+      </w:pPr>
+      <w:r>
+        <w:rPr>
+          <w:b/>
+        </w:rPr>
+        <w:t xml:space="preserve">WORKED </w:t>
+      </w:r>
+      <w:r>
+        <w:rPr>
+          <w:b/>
+        </w:rPr>
+        <w:t>EVIDENCE</w:t>
+      </w:r>
+    </w:p>
+    <w:p>
+      <w:pPr>
+        <w:spacing w:line="336" w:lineRule="auto" w:after="180"/>
+      </w:pPr>
+      <w:r>
+        <w:rPr>
+          <w:b w:val="0"/>
+        </w:rPr>
         <w:t>Reason Step by Step</w:t>
       </w:r>
     </w:p>
     <w:p>
-      <w:r>
-        <w:t>Predict first. Then check each step. A correct answer without visible reasoning is incomplete evidence.</w:t>
+      <w:pPr>
+        <w:spacing w:line="336" w:lineRule="auto" w:after="180"/>
+      </w:pPr>
+      <w:r>
+        <w:rPr>
+          <w:b w:val="0"/>
+        </w:rPr>
+        <w:t xml:space="preserve">Predict first. Then check each step. A correct answer without visible reasoning is incomplete </w:t>
+      </w:r>
+      <w:r>
+        <w:rPr>
+          <w:b/>
+        </w:rPr>
+        <w:t>evidence</w:t>
+      </w:r>
+      <w:r>
+        <w:rPr>
+          <w:b w:val="0"/>
+        </w:rPr>
+        <w:t>.</w:t>
       </w:r>
     </w:p>
     <w:p>
@@ -1552,27 +2470,85 @@
       </w:r>
     </w:p>
     <w:p>
-      <w:r>
+      <w:pPr>
+        <w:spacing w:line="336" w:lineRule="auto" w:after="180"/>
+        <w:shd w:fill="F4F9FC"/>
+      </w:pPr>
+      <w:r>
+        <w:rPr>
+          <w:b w:val="0"/>
+        </w:rPr>
         <w:t>1. Goal: recommend enjoyable readable books.</w:t>
       </w:r>
     </w:p>
     <w:p>
-      <w:r>
+      <w:pPr>
+        <w:spacing w:line="336" w:lineRule="auto" w:after="180"/>
+        <w:shd w:fill="F4F9FC"/>
+      </w:pPr>
+      <w:r>
+        <w:rPr>
+          <w:b w:val="0"/>
+        </w:rPr>
         <w:t>2. Useful: genre match, reading level, length preference.</w:t>
       </w:r>
     </w:p>
     <w:p>
-      <w:r>
-        <w:t>3. Distractor: cover color may match past labels by accident.</w:t>
-      </w:r>
-    </w:p>
-    <w:p>
-      <w:r>
-        <w:t>4. Deployment check: every chosen feature must exist before recommending.</w:t>
-      </w:r>
-    </w:p>
-    <w:p>
-      <w:r>
+      <w:pPr>
+        <w:spacing w:line="336" w:lineRule="auto" w:after="180"/>
+        <w:shd w:fill="F4F9FC"/>
+      </w:pPr>
+      <w:r>
+        <w:rPr>
+          <w:b w:val="0"/>
+        </w:rPr>
+        <w:t xml:space="preserve">3. </w:t>
+      </w:r>
+      <w:r>
+        <w:rPr>
+          <w:b/>
+        </w:rPr>
+        <w:t>Distractor</w:t>
+      </w:r>
+      <w:r>
+        <w:rPr>
+          <w:b w:val="0"/>
+        </w:rPr>
+        <w:t>: cover color may match past labels by accident.</w:t>
+      </w:r>
+    </w:p>
+    <w:p>
+      <w:pPr>
+        <w:spacing w:line="336" w:lineRule="auto" w:after="180"/>
+        <w:shd w:fill="F4F9FC"/>
+      </w:pPr>
+      <w:r>
+        <w:rPr>
+          <w:b w:val="0"/>
+        </w:rPr>
+        <w:t xml:space="preserve">4. Deployment check: every chosen </w:t>
+      </w:r>
+      <w:r>
+        <w:rPr>
+          <w:b/>
+        </w:rPr>
+        <w:t>feature</w:t>
+      </w:r>
+      <w:r>
+        <w:rPr>
+          <w:b w:val="0"/>
+        </w:rPr>
+        <w:t xml:space="preserve"> must exist before recommending.</w:t>
+      </w:r>
+    </w:p>
+    <w:p>
+      <w:pPr>
+        <w:spacing w:line="336" w:lineRule="auto" w:after="180"/>
+      </w:pPr>
+      <w:r>
+        <w:rPr>
+          <w:b w:val="0"/>
+        </w:rPr>
         <w:t>Recalculate, retrace, or restate the reasoning in your own representation:</w:t>
       </w:r>
     </w:p>
@@ -1610,8 +2586,27 @@
       </w:r>
     </w:p>
     <w:p>
-      <w:r>
-        <w:t>CHECK  Did the evidence answer the exact question? Did the total, path, or source record stay consistent?</w:t>
+      <w:pPr>
+        <w:spacing w:line="336" w:lineRule="auto" w:after="180"/>
+        <w:shd w:fill="F5F1FB"/>
+      </w:pPr>
+      <w:r>
+        <w:rPr>
+          <w:b w:val="0"/>
+        </w:rPr>
+        <w:t xml:space="preserve">CHECK  Did the </w:t>
+      </w:r>
+      <w:r>
+        <w:rPr>
+          <w:b/>
+        </w:rPr>
+        <w:t>evidence</w:t>
+      </w:r>
+      <w:r>
+        <w:rPr>
+          <w:b w:val="0"/>
+        </w:rPr>
+        <w:t xml:space="preserve"> answer the exact question? Did the total, path, or source record stay consistent?</w:t>
       </w:r>
     </w:p>
     <w:p>
@@ -1798,25 +2793,121 @@
       </w:tr>
     </w:tbl>
     <w:p>
-      <w:r>
-        <w:t>The first two cards show why width matters. The first and third show why length matters. The first and fourth show that colour has no part in this particular rule. That is a statement about our task, not a claim that colour is useless for every task. For sorting red and blue cards, colour would be essential.</w:t>
-      </w:r>
-    </w:p>
-    <w:p>
-      <w:r>
-        <w:t>Suppose every fitting card in a small practice set is blue and every oversized card is red. Colour would appear to predict the labels perfectly in that set. A red 10 by 7 card and a blue 13 by 7 card expose the shortcut. Check a proposed feature on deliberately different cases before trusting the practice score.</w:t>
-      </w:r>
-    </w:p>
-    <w:p>
       <w:pPr>
         <w:pStyle w:val="Heading3"/>
       </w:pPr>
       <w:r>
+        <w:t>Worked explanation · Features and Distractors</w:t>
+      </w:r>
+    </w:p>
+    <w:p>
+      <w:pPr>
+        <w:spacing w:line="336" w:lineRule="auto" w:after="180"/>
+        <w:shd w:fill="F1F6FC"/>
+      </w:pPr>
+      <w:r>
+        <w:rPr>
+          <w:b w:val="0"/>
+        </w:rPr>
+        <w:t>The first two cards show why width matters. The first and third show why length matters. The first and fourth show that colour has no part in this particular rule.</w:t>
+      </w:r>
+    </w:p>
+    <w:p>
+      <w:pPr>
+        <w:spacing w:line="336" w:lineRule="auto" w:after="180"/>
+        <w:shd w:fill="F1F6FC"/>
+      </w:pPr>
+      <w:r>
+        <w:rPr>
+          <w:b w:val="0"/>
+        </w:rPr>
+        <w:t>That is a statement about our task, not a claim that colour is useless for every task. For sorting red and blue cards, colour would be essential.</w:t>
+      </w:r>
+    </w:p>
+    <w:p>
+      <w:pPr>
+        <w:pStyle w:val="Heading3"/>
+      </w:pPr>
+      <w:r>
+        <w:t>Worked explanation · Features and Distractors</w:t>
+      </w:r>
+    </w:p>
+    <w:p>
+      <w:pPr>
+        <w:spacing w:line="336" w:lineRule="auto" w:after="180"/>
+        <w:shd w:fill="F1F6FC"/>
+      </w:pPr>
+      <w:r>
+        <w:rPr>
+          <w:b w:val="0"/>
+        </w:rPr>
+        <w:t xml:space="preserve">Suppose every </w:t>
+      </w:r>
+      <w:r>
+        <w:rPr>
+          <w:b/>
+        </w:rPr>
+        <w:t>fitting</w:t>
+      </w:r>
+      <w:r>
+        <w:rPr>
+          <w:b w:val="0"/>
+        </w:rPr>
+        <w:t xml:space="preserve"> card in a small practice set is blue and every oversized card is red. Colour would appear to predict the labels perfectly in that set. A red 10 by 7 card and a blue 13 by 7 card expose the </w:t>
+      </w:r>
+      <w:r>
+        <w:rPr>
+          <w:b/>
+        </w:rPr>
+        <w:t>shortcut</w:t>
+      </w:r>
+      <w:r>
+        <w:rPr>
+          <w:b w:val="0"/>
+        </w:rPr>
+        <w:t>.</w:t>
+      </w:r>
+    </w:p>
+    <w:p>
+      <w:pPr>
+        <w:spacing w:line="336" w:lineRule="auto" w:after="180"/>
+        <w:shd w:fill="F1F6FC"/>
+      </w:pPr>
+      <w:r>
+        <w:rPr>
+          <w:b w:val="0"/>
+        </w:rPr>
+        <w:t xml:space="preserve">Check a proposed </w:t>
+      </w:r>
+      <w:r>
+        <w:rPr>
+          <w:b/>
+        </w:rPr>
+        <w:t>feature</w:t>
+      </w:r>
+      <w:r>
+        <w:rPr>
+          <w:b w:val="0"/>
+        </w:rPr>
+        <w:t xml:space="preserve"> on deliberately different cases before trusting the practice score.</w:t>
+      </w:r>
+    </w:p>
+    <w:p>
+      <w:pPr>
+        <w:pStyle w:val="Heading3"/>
+      </w:pPr>
+      <w:r>
         <w:t>Learn from the worked case</w:t>
       </w:r>
     </w:p>
     <w:p>
-      <w:r>
+      <w:pPr>
+        <w:spacing w:line="336" w:lineRule="auto" w:after="180"/>
+      </w:pPr>
+      <w:r>
+        <w:rPr>
+          <w:b w:val="0"/>
+        </w:rPr>
         <w:t>Cover the result before checking it. Say what is given, choose the procedure, and follow one step at a time. Then uncover the result and explain your first mismatch. Ask why a step is allowed, not only what number it produces.</w:t>
       </w:r>
     </w:p>
@@ -1829,7 +2920,13 @@
       </w:r>
     </w:p>
     <w:p>
-      <w:r>
+      <w:pPr>
+        <w:spacing w:line="336" w:lineRule="auto" w:after="180"/>
+      </w:pPr>
+      <w:r>
+        <w:rPr>
+          <w:b w:val="0"/>
+        </w:rPr>
         <w:t>A fictional book-topic classifier sees mystery books with triangular logos and science books with circular logos.</w:t>
       </w:r>
     </w:p>
@@ -1842,13 +2939,61 @@
       </w:r>
     </w:p>
     <w:p>
-      <w:r>
-        <w:t>Training contains no mystery-circle or science-triangle covers.</w:t>
-      </w:r>
-    </w:p>
-    <w:p>
-      <w:r>
-        <w:t>Goal is to identify topic from actual subject information, not publisher logo. New controlled test outputs have not been supplied.</w:t>
+      <w:pPr>
+        <w:pStyle w:val="Heading3"/>
+      </w:pPr>
+      <w:r>
+        <w:t>Supplied facts</w:t>
+      </w:r>
+    </w:p>
+    <w:p>
+      <w:pPr>
+        <w:spacing w:line="336" w:lineRule="auto" w:after="180"/>
+        <w:shd w:fill="F1F6FC"/>
+      </w:pPr>
+      <w:r>
+        <w:rPr>
+          <w:b/>
+        </w:rPr>
+        <w:t>Training</w:t>
+      </w:r>
+      <w:r>
+        <w:rPr>
+          <w:b w:val="0"/>
+        </w:rPr>
+        <w:t xml:space="preserve"> contains no mystery-circle or science-triangle covers.</w:t>
+      </w:r>
+    </w:p>
+    <w:p>
+      <w:pPr>
+        <w:pStyle w:val="Heading3"/>
+      </w:pPr>
+      <w:r>
+        <w:t>Supplied facts</w:t>
+      </w:r>
+    </w:p>
+    <w:p>
+      <w:pPr>
+        <w:spacing w:line="336" w:lineRule="auto" w:after="180"/>
+        <w:shd w:fill="F1F6FC"/>
+      </w:pPr>
+      <w:r>
+        <w:rPr>
+          <w:b w:val="0"/>
+        </w:rPr>
+        <w:t xml:space="preserve">Goal is to identify topic from actual subject information, not publisher logo. New controlled test </w:t>
+      </w:r>
+      <w:r>
+        <w:rPr>
+          <w:b/>
+        </w:rPr>
+        <w:t>output</w:t>
+      </w:r>
+      <w:r>
+        <w:rPr>
+          <w:b w:val="0"/>
+        </w:rPr>
+        <w:t>s have not been supplied.</w:t>
       </w:r>
     </w:p>
     <w:p>
@@ -2033,30 +3178,150 @@
       </w:r>
     </w:p>
     <w:p>
-      <w:r>
-        <w:t>Either subject information or logo could explain success on the old combinations. Controlled pairs separate their predictions by changing one aspect at a time. Designing the pair is not equivalent to observing the model’s response. Keep the descriptions identical when testing logo so differences do not have two possible causes.</w:t>
-      </w:r>
-    </w:p>
-    <w:p>
       <w:pPr>
         <w:pStyle w:val="Heading3"/>
       </w:pPr>
       <w:r>
+        <w:t>Why the result follows</w:t>
+      </w:r>
+    </w:p>
+    <w:p>
+      <w:pPr>
+        <w:spacing w:line="336" w:lineRule="auto" w:after="180"/>
+        <w:shd w:fill="F1F6FC"/>
+      </w:pPr>
+      <w:r>
+        <w:rPr>
+          <w:b w:val="0"/>
+        </w:rPr>
+        <w:t xml:space="preserve">Either subject information or logo could explain success on the old combinations. Controlled pairs separate their </w:t>
+      </w:r>
+      <w:r>
+        <w:rPr>
+          <w:b/>
+        </w:rPr>
+        <w:t>prediction</w:t>
+      </w:r>
+      <w:r>
+        <w:rPr>
+          <w:b w:val="0"/>
+        </w:rPr>
+        <w:t>s by changing one aspect at a time.</w:t>
+      </w:r>
+    </w:p>
+    <w:p>
+      <w:pPr>
+        <w:spacing w:line="336" w:lineRule="auto" w:after="180"/>
+        <w:shd w:fill="F1F6FC"/>
+      </w:pPr>
+      <w:r>
+        <w:rPr>
+          <w:b w:val="0"/>
+        </w:rPr>
+        <w:t>Designing the pair is not equivalent to observing the model’s response. Keep the descriptions identical when testing logo so differences do not have two possible causes.</w:t>
+      </w:r>
+    </w:p>
+    <w:p>
+      <w:pPr>
+        <w:pStyle w:val="Heading3"/>
+      </w:pPr>
+      <w:r>
         <w:t>What this example does not establish</w:t>
       </w:r>
     </w:p>
     <w:p>
-      <w:r>
-        <w:t>Controlled observations support specific sensitivity claims; they do not reveal every internal feature a learned model uses.</w:t>
-      </w:r>
-    </w:p>
-    <w:p>
-      <w:r>
+      <w:pPr>
+        <w:pStyle w:val="Heading3"/>
+      </w:pPr>
+      <w:r>
+        <w:t>Keep the stated limit</w:t>
+      </w:r>
+    </w:p>
+    <w:p>
+      <w:pPr>
+        <w:spacing w:line="336" w:lineRule="auto" w:after="180"/>
+        <w:shd w:fill="FFF5E6"/>
+      </w:pPr>
+      <w:r>
+        <w:rPr>
+          <w:b w:val="0"/>
+        </w:rPr>
+        <w:t xml:space="preserve">Controlled </w:t>
+      </w:r>
+      <w:r>
+        <w:rPr>
+          <w:b/>
+        </w:rPr>
+        <w:t>observation</w:t>
+      </w:r>
+      <w:r>
+        <w:rPr>
+          <w:b w:val="0"/>
+        </w:rPr>
+        <w:t xml:space="preserve">s support specific sensitivity claims; they do not reveal every internal </w:t>
+      </w:r>
+      <w:r>
+        <w:rPr>
+          <w:b/>
+        </w:rPr>
+        <w:t>feature</w:t>
+      </w:r>
+      <w:r>
+        <w:rPr>
+          <w:b w:val="0"/>
+        </w:rPr>
+        <w:t xml:space="preserve"> a </w:t>
+      </w:r>
+      <w:r>
+        <w:rPr>
+          <w:b/>
+        </w:rPr>
+        <w:t>learned model</w:t>
+      </w:r>
+      <w:r>
+        <w:rPr>
+          <w:b w:val="0"/>
+        </w:rPr>
+        <w:t xml:space="preserve"> uses.</w:t>
+      </w:r>
+    </w:p>
+    <w:p>
+      <w:pPr>
+        <w:pStyle w:val="Heading3"/>
+      </w:pPr>
+      <w:r>
+        <w:t>Keep the stated limit</w:t>
+      </w:r>
+    </w:p>
+    <w:p>
+      <w:pPr>
+        <w:spacing w:line="336" w:lineRule="auto" w:after="180"/>
+        <w:shd w:fill="FFF5E6"/>
+      </w:pPr>
+      <w:r>
+        <w:rPr>
+          <w:b w:val="0"/>
+        </w:rPr>
         <w:t>Read the labelled picture: Does this one pair prove the classifier always ignores subject? Explain a narrower claim.</w:t>
       </w:r>
     </w:p>
     <w:p>
-      <w:r>
+      <w:pPr>
+        <w:pStyle w:val="Heading3"/>
+      </w:pPr>
+      <w:r>
+        <w:t>Keep the stated limit</w:t>
+      </w:r>
+    </w:p>
+    <w:p>
+      <w:pPr>
+        <w:spacing w:line="336" w:lineRule="auto" w:after="180"/>
+        <w:shd w:fill="FFF5E6"/>
+      </w:pPr>
+      <w:r>
+        <w:rPr>
+          <w:b w:val="0"/>
+        </w:rPr>
         <w:t>Change one thing: The first controlled pair yields mystery for triangle and science for circle. Predict the result before checking the explanation. What remains the same?</w:t>
       </w:r>
     </w:p>
@@ -2070,17 +3335,61 @@
     </w:p>
     <w:p>
       <w:r>
+        <w:t>Find the unsupported step in the Features and Distractors claim and explain a repair using the supplied evidence.</w:t>
+      </w:r>
+    </w:p>
+    <w:p>
+      <w:pPr>
+        <w:pStyle w:val="Heading3"/>
+      </w:pPr>
+      <w:r>
+        <w:t>Find the first error</w:t>
+      </w:r>
+    </w:p>
+    <w:p>
+      <w:pPr>
+        <w:spacing w:line="336" w:lineRule="auto" w:after="180"/>
+        <w:shd w:fill="FFF5E6"/>
+      </w:pPr>
+      <w:r>
+        <w:rPr>
+          <w:b w:val="0"/>
+        </w:rPr>
         <w:t>ERROR DETECTIVE</w:t>
       </w:r>
     </w:p>
     <w:p>
-      <w:r>
+      <w:pPr>
+        <w:spacing w:line="336" w:lineRule="auto" w:after="180"/>
+      </w:pPr>
+      <w:r>
+        <w:rPr>
+          <w:b w:val="0"/>
+        </w:rPr>
         <w:t>Compare → Diagnose → Repair</w:t>
       </w:r>
     </w:p>
     <w:p>
-      <w:r>
-        <w:t>Do not patch the answer. Find the earliest unsupported assumption, wrong step, or weak evidence.</w:t>
+      <w:pPr>
+        <w:spacing w:line="336" w:lineRule="auto" w:after="180"/>
+      </w:pPr>
+      <w:r>
+        <w:rPr>
+          <w:b w:val="0"/>
+        </w:rPr>
+        <w:t xml:space="preserve">Do not patch the answer. Find the earliest unsupported assumption, wrong step, or weak </w:t>
+      </w:r>
+      <w:r>
+        <w:rPr>
+          <w:b/>
+        </w:rPr>
+        <w:t>evidence</w:t>
+      </w:r>
+      <w:r>
+        <w:rPr>
+          <w:b w:val="0"/>
+        </w:rPr>
+        <w:t>.</w:t>
       </w:r>
     </w:p>
     <w:p>
@@ -2330,7 +3639,14 @@
       </w:tr>
     </w:tbl>
     <w:p>
-      <w:r>
+      <w:pPr>
+        <w:spacing w:line="336" w:lineRule="auto" w:after="180"/>
+        <w:shd w:fill="F5F1FB"/>
+      </w:pPr>
+      <w:r>
+        <w:rPr>
+          <w:b w:val="0"/>
+        </w:rPr>
         <w:t>Repair one cause. Why is this repair better than changing several things?</w:t>
       </w:r>
     </w:p>
@@ -2376,20 +3692,146 @@
       </w:r>
     </w:p>
     <w:p>
-      <w:r>
-        <w:t>Before adopting a feature set, state the task, name the inputs with units, and ask whether two different answers can share the same input record. Construct such a pair if you can. Then check that each input is available at the time the answer is needed. These checks can reveal a broken representation before any model is trained.</w:t>
-      </w:r>
-    </w:p>
-    <w:p>
-      <w:r>
-        <w:t>For our known measurements and fixed orientation, length and width are sufficient to apply the paper rule exactly. That does not establish whether a real parcel will fit through a real opening: thickness, shape and measurement error were excluded. If the task changes, review the features again. More columns are not automatically better; each one needs a reason to be collected and used.</w:t>
-      </w:r>
-    </w:p>
-    <w:p>
       <w:pPr>
         <w:pStyle w:val="Heading3"/>
       </w:pPr>
       <w:r>
+        <w:t>Check the claim against the facts</w:t>
+      </w:r>
+    </w:p>
+    <w:p>
+      <w:pPr>
+        <w:spacing w:line="336" w:lineRule="auto" w:after="180"/>
+        <w:shd w:fill="FFF5E6"/>
+      </w:pPr>
+      <w:r>
+        <w:rPr>
+          <w:b w:val="0"/>
+        </w:rPr>
+        <w:t xml:space="preserve">Before adopting a </w:t>
+      </w:r>
+      <w:r>
+        <w:rPr>
+          <w:b/>
+        </w:rPr>
+        <w:t>feature</w:t>
+      </w:r>
+      <w:r>
+        <w:rPr>
+          <w:b w:val="0"/>
+        </w:rPr>
+        <w:t xml:space="preserve"> set, state the task, name the </w:t>
+      </w:r>
+      <w:r>
+        <w:rPr>
+          <w:b/>
+        </w:rPr>
+        <w:t>input</w:t>
+      </w:r>
+      <w:r>
+        <w:rPr>
+          <w:b w:val="0"/>
+        </w:rPr>
+        <w:t xml:space="preserve">s with units, and ask whether two different answers can share the same </w:t>
+      </w:r>
+      <w:r>
+        <w:rPr>
+          <w:b/>
+        </w:rPr>
+        <w:t>input</w:t>
+      </w:r>
+      <w:r>
+        <w:rPr>
+          <w:b w:val="0"/>
+        </w:rPr>
+        <w:t xml:space="preserve"> record. Construct such a pair if you can.</w:t>
+      </w:r>
+    </w:p>
+    <w:p>
+      <w:pPr>
+        <w:spacing w:line="336" w:lineRule="auto" w:after="180"/>
+        <w:shd w:fill="FFF5E6"/>
+      </w:pPr>
+      <w:r>
+        <w:rPr>
+          <w:b w:val="0"/>
+        </w:rPr>
+        <w:t xml:space="preserve">Then check that each </w:t>
+      </w:r>
+      <w:r>
+        <w:rPr>
+          <w:b/>
+        </w:rPr>
+        <w:t>input</w:t>
+      </w:r>
+      <w:r>
+        <w:rPr>
+          <w:b w:val="0"/>
+        </w:rPr>
+        <w:t xml:space="preserve"> is available at the time the answer is needed. These checks can reveal a broken representation before any model is trained.</w:t>
+      </w:r>
+    </w:p>
+    <w:p>
+      <w:pPr>
+        <w:pStyle w:val="Heading3"/>
+      </w:pPr>
+      <w:r>
+        <w:t>Check the claim against the facts</w:t>
+      </w:r>
+    </w:p>
+    <w:p>
+      <w:pPr>
+        <w:spacing w:line="336" w:lineRule="auto" w:after="180"/>
+        <w:shd w:fill="FFF5E6"/>
+      </w:pPr>
+      <w:r>
+        <w:rPr>
+          <w:b w:val="0"/>
+        </w:rPr>
+        <w:t>For our known measurements and fixed orientation, length and width are sufficient to apply the paper rule exactly.</w:t>
+      </w:r>
+    </w:p>
+    <w:p>
+      <w:pPr>
+        <w:spacing w:line="336" w:lineRule="auto" w:after="180"/>
+        <w:shd w:fill="FFF5E6"/>
+      </w:pPr>
+      <w:r>
+        <w:rPr>
+          <w:b w:val="0"/>
+        </w:rPr>
+        <w:t xml:space="preserve">That does not establish whether a real parcel will fit through a real opening: thickness, shape and measurement error were excluded. If the task changes, review the </w:t>
+      </w:r>
+      <w:r>
+        <w:rPr>
+          <w:b/>
+        </w:rPr>
+        <w:t>feature</w:t>
+      </w:r>
+      <w:r>
+        <w:rPr>
+          <w:b w:val="0"/>
+        </w:rPr>
+        <w:t>s again.</w:t>
+      </w:r>
+    </w:p>
+    <w:p>
+      <w:pPr>
+        <w:spacing w:line="336" w:lineRule="auto" w:after="180"/>
+        <w:shd w:fill="FFF5E6"/>
+      </w:pPr>
+      <w:r>
+        <w:rPr>
+          <w:b w:val="0"/>
+        </w:rPr>
+        <w:t>More columns are not automatically better; each one needs a reason to be collected and used.</w:t>
+      </w:r>
+    </w:p>
+    <w:p>
+      <w:pPr>
+        <w:pStyle w:val="Heading3"/>
+      </w:pPr>
+      <w:r>
         <w:t>Someone claims that a model using only card colour is reliable because it matches every practice label. Give a new card that challenges this claim and explain what should be checked instead</w:t>
       </w:r>
     </w:p>
@@ -2423,16 +3865,39 @@
     </w:p>
     <w:p>
       <w:r>
+        <w:t>Practise Features and Distractors with support, then explain the deciding step in your own words.</w:t>
+      </w:r>
+    </w:p>
+    <w:p>
+      <w:pPr>
+        <w:spacing w:line="336" w:lineRule="auto" w:after="180"/>
+      </w:pPr>
+      <w:r>
+        <w:rPr>
+          <w:b/>
+        </w:rPr>
         <w:t>LOGIC STUDIO</w:t>
       </w:r>
     </w:p>
     <w:p>
-      <w:r>
+      <w:pPr>
+        <w:spacing w:line="336" w:lineRule="auto" w:after="180"/>
+      </w:pPr>
+      <w:r>
+        <w:rPr>
+          <w:b w:val="0"/>
+        </w:rPr>
         <w:t>Trace Before You Run</w:t>
       </w:r>
     </w:p>
     <w:p>
-      <w:r>
+      <w:pPr>
+        <w:spacing w:line="336" w:lineRule="auto" w:after="180"/>
+      </w:pPr>
+      <w:r>
+        <w:rPr>
+          <w:b w:val="0"/>
+        </w:rPr>
         <w:t>Block code, pseudocode, tables, and diagrams are different ways to expose the same reasoning.</w:t>
       </w:r>
     </w:p>
@@ -2473,8 +3938,26 @@
       </w:r>
     </w:p>
     <w:p>
-      <w:r>
-        <w:t>SET evidence_record</w:t>
+      <w:pPr>
+        <w:spacing w:line="336" w:lineRule="auto" w:after="180"/>
+      </w:pPr>
+      <w:r>
+        <w:rPr>
+          <w:b w:val="0"/>
+        </w:rPr>
+        <w:t xml:space="preserve">SET </w:t>
+      </w:r>
+      <w:r>
+        <w:rPr>
+          <w:b/>
+        </w:rPr>
+        <w:t>evidence</w:t>
+      </w:r>
+      <w:r>
+        <w:rPr>
+          <w:b w:val="0"/>
+        </w:rPr>
+        <w:t>_record</w:t>
         <w:br/>
         <w:t>PREDICT expected_result</w:t>
         <w:br/>
@@ -2488,8 +3971,27 @@
       </w:r>
     </w:p>
     <w:p>
-      <w:r>
-        <w:t>Trace one input. Which line changes the state or chooses a path?</w:t>
+      <w:pPr>
+        <w:spacing w:line="336" w:lineRule="auto" w:after="180"/>
+        <w:shd w:fill="F5F1FB"/>
+      </w:pPr>
+      <w:r>
+        <w:rPr>
+          <w:b w:val="0"/>
+        </w:rPr>
+        <w:t xml:space="preserve">Trace one </w:t>
+      </w:r>
+      <w:r>
+        <w:rPr>
+          <w:b/>
+        </w:rPr>
+        <w:t>input</w:t>
+      </w:r>
+      <w:r>
+        <w:rPr>
+          <w:b w:val="0"/>
+        </w:rPr>
+        <w:t>. Which line changes the state or chooses a path?</w:t>
       </w:r>
     </w:p>
     <w:p>
@@ -2534,13 +4036,107 @@
       </w:r>
     </w:p>
     <w:p>
-      <w:r>
-        <w:t>After measuring a card, a teacher adds a sticker saying fits or too large. A learner proposes using sticker text as an input to predict the label before that inspection. The sticker seems excellent in the completed records because it contains the answer. But it does not exist at the time of the intended prediction. This is leakage: development has used information the real task cannot provide.</w:t>
-      </w:r>
-    </w:p>
-    <w:p>
-      <w:r>
-        <w:t>Draw a line at the moment the system must answer. On the before side, put the permitted measurements available then. On the after side, put the final label sticker. Keep labels available for teaching and checking predictions, but do not feed the sticker back in as an input for this task.</w:t>
+      <w:pPr>
+        <w:spacing w:line="336" w:lineRule="auto" w:after="180"/>
+      </w:pPr>
+      <w:r>
+        <w:rPr>
+          <w:b w:val="0"/>
+        </w:rPr>
+        <w:t xml:space="preserve">After measuring a card, a teacher adds a sticker saying fits or too large. A learner proposes using sticker text as an </w:t>
+      </w:r>
+      <w:r>
+        <w:rPr>
+          <w:b/>
+        </w:rPr>
+        <w:t>input</w:t>
+      </w:r>
+      <w:r>
+        <w:rPr>
+          <w:b w:val="0"/>
+        </w:rPr>
+        <w:t xml:space="preserve"> to predict the label before that inspection.</w:t>
+      </w:r>
+    </w:p>
+    <w:p>
+      <w:pPr>
+        <w:spacing w:line="336" w:lineRule="auto" w:after="180"/>
+      </w:pPr>
+      <w:r>
+        <w:rPr>
+          <w:b w:val="0"/>
+        </w:rPr>
+        <w:t xml:space="preserve">The sticker seems excellent in the completed records because it contains the answer. But it does not exist at the time of the intended </w:t>
+      </w:r>
+      <w:r>
+        <w:rPr>
+          <w:b/>
+        </w:rPr>
+        <w:t>prediction</w:t>
+      </w:r>
+      <w:r>
+        <w:rPr>
+          <w:b w:val="0"/>
+        </w:rPr>
+        <w:t xml:space="preserve">. This is </w:t>
+      </w:r>
+      <w:r>
+        <w:rPr>
+          <w:b/>
+        </w:rPr>
+        <w:t>leakage</w:t>
+      </w:r>
+      <w:r>
+        <w:rPr>
+          <w:b w:val="0"/>
+        </w:rPr>
+        <w:t>: development has used information the real task cannot provide.</w:t>
+      </w:r>
+    </w:p>
+    <w:p>
+      <w:pPr>
+        <w:spacing w:line="336" w:lineRule="auto" w:after="180"/>
+      </w:pPr>
+      <w:r>
+        <w:rPr>
+          <w:b w:val="0"/>
+        </w:rPr>
+        <w:t>Draw a line at the moment the system must answer. On the before side, put the permitted measurements available then. On the after side, put the final label sticker.</w:t>
+      </w:r>
+    </w:p>
+    <w:p>
+      <w:pPr>
+        <w:spacing w:line="336" w:lineRule="auto" w:after="180"/>
+      </w:pPr>
+      <w:r>
+        <w:rPr>
+          <w:b w:val="0"/>
+        </w:rPr>
+        <w:t xml:space="preserve">Keep labels available for teaching and checking </w:t>
+      </w:r>
+      <w:r>
+        <w:rPr>
+          <w:b/>
+        </w:rPr>
+        <w:t>prediction</w:t>
+      </w:r>
+      <w:r>
+        <w:rPr>
+          <w:b w:val="0"/>
+        </w:rPr>
+        <w:t xml:space="preserve">s, but do not feed the sticker back in as an </w:t>
+      </w:r>
+      <w:r>
+        <w:rPr>
+          <w:b/>
+        </w:rPr>
+        <w:t>input</w:t>
+      </w:r>
+      <w:r>
+        <w:rPr>
+          <w:b w:val="0"/>
+        </w:rPr>
+        <w:t xml:space="preserve"> for this task.</w:t>
       </w:r>
     </w:p>
     <w:p>
@@ -2590,8 +4186,38 @@
       </w:r>
     </w:p>
     <w:p>
-      <w:r>
-        <w:t>Use workbook W2 for the connected example “Features and useful distinctions”. First fill the input and rule boxes. Try the middle steps before asking for a hint. After a hint, try the next step yourself.</w:t>
+      <w:pPr>
+        <w:spacing w:line="336" w:lineRule="auto" w:after="180"/>
+      </w:pPr>
+      <w:r>
+        <w:rPr>
+          <w:b w:val="0"/>
+        </w:rPr>
+        <w:t>Use workbook W2 for the connected example “</w:t>
+      </w:r>
+      <w:r>
+        <w:rPr>
+          <w:b/>
+        </w:rPr>
+        <w:t>Feature</w:t>
+      </w:r>
+      <w:r>
+        <w:rPr>
+          <w:b w:val="0"/>
+        </w:rPr>
+        <w:t xml:space="preserve">s and useful distinctions”. First fill the </w:t>
+      </w:r>
+      <w:r>
+        <w:rPr>
+          <w:b/>
+        </w:rPr>
+        <w:t>input</w:t>
+      </w:r>
+      <w:r>
+        <w:rPr>
+          <w:b w:val="0"/>
+        </w:rPr>
+        <w:t xml:space="preserve"> and rule boxes. Try the middle steps before asking for a hint. After a hint, try the next step yourself.</w:t>
       </w:r>
     </w:p>
     <w:tbl>
@@ -2674,7 +4300,13 @@
       </w:tr>
     </w:tbl>
     <w:p>
-      <w:r>
+      <w:pPr>
+        <w:spacing w:line="336" w:lineRule="auto" w:after="180"/>
+      </w:pPr>
+      <w:r>
+        <w:rPr>
+          <w:b w:val="0"/>
+        </w:rPr>
         <w:t>Explain your trace to a partner. Your partner points to one step to check. Swap roles on the next case. Each person writes their own explanation.</w:t>
       </w:r>
     </w:p>
@@ -2687,12 +4319,47 @@
       </w:r>
     </w:p>
     <w:p>
-      <w:r>
-        <w:t>Use the worked case for Features and useful distinctions. Proposed explanation: “A stronger model can always recover an omitted measurement”. Decide whether this explanation is supported. Point to the step or supplied fact that decides; explain your repair if needed.</w:t>
-      </w:r>
-    </w:p>
-    <w:p>
-      <w:r>
+      <w:pPr>
+        <w:spacing w:line="336" w:lineRule="auto" w:after="180"/>
+      </w:pPr>
+      <w:r>
+        <w:rPr>
+          <w:b w:val="0"/>
+        </w:rPr>
+        <w:t xml:space="preserve">Use the worked case for </w:t>
+      </w:r>
+      <w:r>
+        <w:rPr>
+          <w:b/>
+        </w:rPr>
+        <w:t>Feature</w:t>
+      </w:r>
+      <w:r>
+        <w:rPr>
+          <w:b w:val="0"/>
+        </w:rPr>
+        <w:t>s and useful distinctions. Proposed explanation: “A stronger model can always recover an omitted measurement”. Decide whether this explanation is supported.</w:t>
+      </w:r>
+    </w:p>
+    <w:p>
+      <w:pPr>
+        <w:spacing w:line="336" w:lineRule="auto" w:after="180"/>
+      </w:pPr>
+      <w:r>
+        <w:rPr>
+          <w:b w:val="0"/>
+        </w:rPr>
+        <w:t>Point to the step or supplied fact that decides; explain your repair if needed.</w:t>
+      </w:r>
+    </w:p>
+    <w:p>
+      <w:pPr>
+        <w:spacing w:line="336" w:lineRule="auto" w:after="180"/>
+      </w:pPr>
+      <w:r>
+        <w:rPr>
+          <w:b w:val="0"/>
+        </w:rPr>
         <w:t>Answer on your own before discussion. If you are unsure, say which step you need help with.</w:t>
       </w:r>
     </w:p>
@@ -2705,7 +4372,13 @@
       </w:r>
     </w:p>
     <w:p>
-      <w:r>
+      <w:pPr>
+        <w:spacing w:line="336" w:lineRule="auto" w:after="180"/>
+      </w:pPr>
+      <w:r>
+        <w:rPr>
+          <w:b w:val="0"/>
+        </w:rPr>
         <w:t>Does this one pair prove the classifier always ignores subject? Explain a narrower claim.</w:t>
       </w:r>
     </w:p>
@@ -2738,7 +4411,13 @@
       </w:r>
     </w:p>
     <w:p>
-      <w:r>
+      <w:pPr>
+        <w:spacing w:line="336" w:lineRule="auto" w:after="180"/>
+      </w:pPr>
+      <w:r>
+        <w:rPr>
+          <w:b w:val="0"/>
+        </w:rPr>
         <w:t>This is supported practice. Keep the separately named independent case for an attempt before feedback.</w:t>
       </w:r>
     </w:p>
@@ -2752,16 +4431,45 @@
     </w:p>
     <w:p>
       <w:r>
-        <w:t>EVIDENCE LAB</w:t>
-      </w:r>
-    </w:p>
-    <w:p>
-      <w:r>
+        <w:t>Investigate Features and Distractors. Record the prediction, actual observation or labelled paper trace, explanation and next test separately.</w:t>
+      </w:r>
+    </w:p>
+    <w:p>
+      <w:pPr>
+        <w:spacing w:line="336" w:lineRule="auto" w:after="180"/>
+      </w:pPr>
+      <w:r>
+        <w:rPr>
+          <w:b/>
+        </w:rPr>
+        <w:t>EVIDENCE</w:t>
+      </w:r>
+      <w:r>
+        <w:rPr>
+          <w:b/>
+        </w:rPr>
+        <w:t xml:space="preserve"> LAB</w:t>
+      </w:r>
+    </w:p>
+    <w:p>
+      <w:pPr>
+        <w:spacing w:line="336" w:lineRule="auto" w:after="180"/>
+      </w:pPr>
+      <w:r>
+        <w:rPr>
+          <w:b w:val="0"/>
+        </w:rPr>
         <w:t>Predict → Test → Record → Explain</w:t>
       </w:r>
     </w:p>
     <w:p>
-      <w:r>
+      <w:pPr>
+        <w:spacing w:line="336" w:lineRule="auto" w:after="180"/>
+      </w:pPr>
+      <w:r>
+        <w:rPr>
+          <w:b w:val="0"/>
+        </w:rPr>
         <w:t>Keep expected and actual results separate. Surprises are useful data when recorded honestly.</w:t>
       </w:r>
     </w:p>
@@ -2802,8 +4510,50 @@
       </w:r>
     </w:p>
     <w:p>
-      <w:r>
-        <w:t>Rank eight candidate features by relevance, availability, privacy, and shortcut risk. Defend the top three and reject two tempting distractors.</w:t>
+      <w:pPr>
+        <w:spacing w:line="336" w:lineRule="auto" w:after="180"/>
+      </w:pPr>
+      <w:r>
+        <w:rPr>
+          <w:b w:val="0"/>
+        </w:rPr>
+        <w:t xml:space="preserve">Rank eight candidate </w:t>
+      </w:r>
+      <w:r>
+        <w:rPr>
+          <w:b/>
+        </w:rPr>
+        <w:t>feature</w:t>
+      </w:r>
+      <w:r>
+        <w:rPr>
+          <w:b w:val="0"/>
+        </w:rPr>
+        <w:t xml:space="preserve">s by relevance, availability, privacy, and </w:t>
+      </w:r>
+      <w:r>
+        <w:rPr>
+          <w:b/>
+        </w:rPr>
+        <w:t>shortcut</w:t>
+      </w:r>
+      <w:r>
+        <w:rPr>
+          <w:b w:val="0"/>
+        </w:rPr>
+        <w:t xml:space="preserve"> risk. Defend the top three and reject two tempting </w:t>
+      </w:r>
+      <w:r>
+        <w:rPr>
+          <w:b/>
+        </w:rPr>
+        <w:t>distractor</w:t>
+      </w:r>
+      <w:r>
+        <w:rPr>
+          <w:b w:val="0"/>
+        </w:rPr>
+        <w:t>s.</w:t>
       </w:r>
     </w:p>
     <w:tbl>
@@ -3052,7 +4802,14 @@
       </w:tr>
     </w:tbl>
     <w:p>
-      <w:r>
+      <w:pPr>
+        <w:spacing w:line="336" w:lineRule="auto" w:after="180"/>
+        <w:shd w:fill="F5F1FB"/>
+      </w:pPr>
+      <w:r>
+        <w:rPr>
+          <w:b w:val="0"/>
+        </w:rPr>
         <w:t>What did the hardest test teach you that the normal test did not?</w:t>
       </w:r>
     </w:p>
@@ -3098,7 +4855,13 @@
       </w:r>
     </w:p>
     <w:p>
-      <w:r>
+      <w:pPr>
+        <w:spacing w:line="336" w:lineRule="auto" w:after="180"/>
+      </w:pPr>
+      <w:r>
+        <w:rPr>
+          <w:b w:val="0"/>
+        </w:rPr>
         <w:t>Before trying: what do I expect, and why? While trying: which step could first go wrong? Afterwards: what did I actually observe, and what should change? Keep “not run” if you only traced the procedure.</w:t>
       </w:r>
     </w:p>
@@ -3112,17 +4875,52 @@
     </w:p>
     <w:p>
       <w:r>
+        <w:t>Move from recall to tracing, diagnosis and transfer in Features and Distractors. Explain why each step is justified.</w:t>
+      </w:r>
+    </w:p>
+    <w:p>
+      <w:pPr>
+        <w:spacing w:line="336" w:lineRule="auto" w:after="180"/>
+      </w:pPr>
+      <w:r>
+        <w:rPr>
+          <w:b/>
+        </w:rPr>
         <w:t>MASTERY</w:t>
       </w:r>
     </w:p>
     <w:p>
-      <w:r>
+      <w:pPr>
+        <w:spacing w:line="336" w:lineRule="auto" w:after="180"/>
+      </w:pPr>
+      <w:r>
+        <w:rPr>
+          <w:b w:val="0"/>
+        </w:rPr>
         <w:t>From Knowing the Word to Owning the Idea</w:t>
       </w:r>
     </w:p>
     <w:p>
-      <w:r>
-        <w:t>Move upward only when you can produce evidence without copying the worked example.</w:t>
+      <w:pPr>
+        <w:spacing w:line="336" w:lineRule="auto" w:after="180"/>
+      </w:pPr>
+      <w:r>
+        <w:rPr>
+          <w:b w:val="0"/>
+        </w:rPr>
+        <w:t xml:space="preserve">Move upward only when you can produce </w:t>
+      </w:r>
+      <w:r>
+        <w:rPr>
+          <w:b/>
+        </w:rPr>
+        <w:t>evidence</w:t>
+      </w:r>
+      <w:r>
+        <w:rPr>
+          <w:b w:val="0"/>
+        </w:rPr>
+        <w:t xml:space="preserve"> without copying the worked example.</w:t>
       </w:r>
     </w:p>
     <w:p>
@@ -3162,33 +4960,93 @@
       </w:r>
     </w:p>
     <w:p>
-      <w:r>
+      <w:pPr>
+        <w:spacing w:line="336" w:lineRule="auto" w:after="180"/>
+      </w:pPr>
+      <w:r>
+        <w:rPr>
+          <w:b w:val="0"/>
+        </w:rPr>
         <w:t>1 • NAME: Define the concept without repeating the textbook.</w:t>
       </w:r>
     </w:p>
     <w:p>
-      <w:r>
-        <w:t>2 • TRACE: Show the information, state, branch, calculation, or evidence path.</w:t>
-      </w:r>
-    </w:p>
-    <w:p>
-      <w:r>
+      <w:pPr>
+        <w:spacing w:line="336" w:lineRule="auto" w:after="180"/>
+      </w:pPr>
+      <w:r>
+        <w:rPr>
+          <w:b w:val="0"/>
+        </w:rPr>
+        <w:t xml:space="preserve">2 • TRACE: Show the information, state, branch, calculation, or </w:t>
+      </w:r>
+      <w:r>
+        <w:rPr>
+          <w:b/>
+        </w:rPr>
+        <w:t>evidence</w:t>
+      </w:r>
+      <w:r>
+        <w:rPr>
+          <w:b w:val="0"/>
+        </w:rPr>
+        <w:t xml:space="preserve"> path.</w:t>
+      </w:r>
+    </w:p>
+    <w:p>
+      <w:pPr>
+        <w:spacing w:line="336" w:lineRule="auto" w:after="180"/>
+      </w:pPr>
+      <w:r>
+        <w:rPr>
+          <w:b w:val="0"/>
+        </w:rPr>
         <w:t>3 • APPLY: Solve a different example independently.</w:t>
       </w:r>
     </w:p>
     <w:p>
-      <w:r>
+      <w:pPr>
+        <w:spacing w:line="336" w:lineRule="auto" w:after="180"/>
+      </w:pPr>
+      <w:r>
+        <w:rPr>
+          <w:b w:val="0"/>
+        </w:rPr>
         <w:t>4 • CHALLENGE: Find a boundary case, counterexample, or unfair outcome.</w:t>
       </w:r>
     </w:p>
     <w:p>
-      <w:r>
+      <w:pPr>
+        <w:spacing w:line="336" w:lineRule="auto" w:after="180"/>
+      </w:pPr>
+      <w:r>
+        <w:rPr>
+          <w:b w:val="0"/>
+        </w:rPr>
         <w:t>5 • EXPLAIN LIMITS: Say when the result should not be trusted or used alone.</w:t>
       </w:r>
     </w:p>
     <w:p>
-      <w:r>
-        <w:t>My strongest evidence of independent understanding:</w:t>
+      <w:pPr>
+        <w:spacing w:line="336" w:lineRule="auto" w:after="180"/>
+      </w:pPr>
+      <w:r>
+        <w:rPr>
+          <w:b w:val="0"/>
+        </w:rPr>
+        <w:t xml:space="preserve">My strongest </w:t>
+      </w:r>
+      <w:r>
+        <w:rPr>
+          <w:b/>
+        </w:rPr>
+        <w:t>evidence</w:t>
+      </w:r>
+      <w:r>
+        <w:rPr>
+          <w:b w:val="0"/>
+        </w:rPr>
+        <w:t xml:space="preserve"> of independent understanding:</w:t>
       </w:r>
     </w:p>
     <w:p>
@@ -3234,16 +5092,39 @@
     </w:p>
     <w:p>
       <w:r>
+        <w:t>Apply this week’s idea to Transparent Book Recommender. Keep an annotated decision and the evidence supporting it.</w:t>
+      </w:r>
+    </w:p>
+    <w:p>
+      <w:pPr>
+        <w:spacing w:line="336" w:lineRule="auto" w:after="180"/>
+      </w:pPr>
+      <w:r>
+        <w:rPr>
+          <w:b/>
+        </w:rPr>
         <w:t>CUMULATIVE PROJECT</w:t>
       </w:r>
     </w:p>
     <w:p>
-      <w:r>
+      <w:pPr>
+        <w:spacing w:line="336" w:lineRule="auto" w:after="180"/>
+      </w:pPr>
+      <w:r>
+        <w:rPr>
+          <w:b w:val="0"/>
+        </w:rPr>
         <w:t>Transparent Book Recommender</w:t>
       </w:r>
     </w:p>
     <w:p>
-      <w:r>
+      <w:pPr>
+        <w:spacing w:line="336" w:lineRule="auto" w:after="180"/>
+      </w:pPr>
+      <w:r>
+        <w:rPr>
+          <w:b w:val="0"/>
+        </w:rPr>
         <w:t>Every week adds one inspectable piece. The system must show how it reached a result.</w:t>
       </w:r>
     </w:p>
@@ -3284,17 +5165,63 @@
       </w:r>
     </w:p>
     <w:p>
-      <w:r>
+      <w:pPr>
+        <w:spacing w:line="336" w:lineRule="auto" w:after="180"/>
+      </w:pPr>
+      <w:r>
+        <w:rPr>
+          <w:b w:val="0"/>
+        </w:rPr>
         <w:t>THIS WEEK’S CHECKPOINT  Use explainable traits that connect to the reader’s stated preferences.</w:t>
       </w:r>
     </w:p>
     <w:p>
-      <w:r>
-        <w:t>SYSTEM MAP  Reader need → allowed inputs → transparent rule or score → ranked candidates → explanation → test record → human decision</w:t>
-      </w:r>
-    </w:p>
-    <w:p>
-      <w:r>
+      <w:pPr>
+        <w:pStyle w:val="Heading3"/>
+      </w:pPr>
+      <w:r>
+        <w:t>Trace the system</w:t>
+      </w:r>
+    </w:p>
+    <w:p>
+      <w:pPr>
+        <w:spacing w:line="336" w:lineRule="auto" w:after="180"/>
+        <w:shd w:fill="EDF7F3"/>
+      </w:pPr>
+      <w:r>
+        <w:rPr>
+          <w:b w:val="0"/>
+        </w:rPr>
+        <w:t xml:space="preserve">SYSTEM MAP  Reader need → allowed </w:t>
+      </w:r>
+      <w:r>
+        <w:rPr>
+          <w:b/>
+        </w:rPr>
+        <w:t>input</w:t>
+      </w:r>
+      <w:r>
+        <w:rPr>
+          <w:b w:val="0"/>
+        </w:rPr>
+        <w:t xml:space="preserve">s → transparent rule or score → ranked candidates → explanation → test record → </w:t>
+      </w:r>
+      <w:r>
+        <w:rPr>
+          <w:b/>
+        </w:rPr>
+        <w:t>human decision</w:t>
+      </w:r>
+    </w:p>
+    <w:p>
+      <w:pPr>
+        <w:spacing w:line="336" w:lineRule="auto" w:after="180"/>
+        <w:shd w:fill="F5F1FB"/>
+      </w:pPr>
+      <w:r>
+        <w:rPr>
+          <w:b w:val="0"/>
+        </w:rPr>
         <w:t>What will you add, change, or verify in the project this week?</w:t>
       </w:r>
     </w:p>
@@ -3332,8 +5259,27 @@
       </w:r>
     </w:p>
     <w:p>
-      <w:r>
-        <w:t>What should remain under human control?</w:t>
+      <w:pPr>
+        <w:spacing w:line="336" w:lineRule="auto" w:after="180"/>
+        <w:shd w:fill="F5F1FB"/>
+      </w:pPr>
+      <w:r>
+        <w:rPr>
+          <w:b w:val="0"/>
+        </w:rPr>
+        <w:t xml:space="preserve">What should remain under </w:t>
+      </w:r>
+      <w:r>
+        <w:rPr>
+          <w:b/>
+        </w:rPr>
+        <w:t>human control</w:t>
+      </w:r>
+      <w:r>
+        <w:rPr>
+          <w:b w:val="0"/>
+        </w:rPr>
+        <w:t>?</w:t>
       </w:r>
     </w:p>
     <w:p>
@@ -3370,7 +5316,22 @@
       </w:r>
     </w:p>
     <w:p>
-      <w:r>
+      <w:pPr>
+        <w:pStyle w:val="Heading3"/>
+      </w:pPr>
+      <w:r>
+        <w:t>Responsible design</w:t>
+      </w:r>
+    </w:p>
+    <w:p>
+      <w:pPr>
+        <w:spacing w:line="336" w:lineRule="auto" w:after="180"/>
+        <w:shd w:fill="FFF5E6"/>
+      </w:pPr>
+      <w:r>
+        <w:rPr>
+          <w:b w:val="0"/>
+        </w:rPr>
         <w:t>RESPONSIBLE DESIGN  Collect only necessary information. Show uncertainty and limits. Never confuse a ranking with a fact about a person.</w:t>
       </w:r>
     </w:p>
@@ -3383,8 +5344,50 @@
       </w:r>
     </w:p>
     <w:p>
-      <w:r>
-        <w:t>Test recommender features for shortcuts, keeping relevant subject information separate from superficial catalogue styling.</w:t>
+      <w:pPr>
+        <w:spacing w:line="336" w:lineRule="auto" w:after="180"/>
+      </w:pPr>
+      <w:r>
+        <w:rPr>
+          <w:b w:val="0"/>
+        </w:rPr>
+        <w:t xml:space="preserve">Test recommender </w:t>
+      </w:r>
+      <w:r>
+        <w:rPr>
+          <w:b/>
+        </w:rPr>
+        <w:t>feature</w:t>
+      </w:r>
+      <w:r>
+        <w:rPr>
+          <w:b w:val="0"/>
+        </w:rPr>
+        <w:t xml:space="preserve">s for </w:t>
+      </w:r>
+      <w:r>
+        <w:rPr>
+          <w:b/>
+        </w:rPr>
+        <w:t>shortcut</w:t>
+      </w:r>
+      <w:r>
+        <w:rPr>
+          <w:b w:val="0"/>
+        </w:rPr>
+        <w:t xml:space="preserve">s, keeping </w:t>
+      </w:r>
+      <w:r>
+        <w:rPr>
+          <w:b/>
+        </w:rPr>
+        <w:t>relevant</w:t>
+      </w:r>
+      <w:r>
+        <w:rPr>
+          <w:b w:val="0"/>
+        </w:rPr>
+        <w:t xml:space="preserve"> subject information separate from superficial catalogue styling.</w:t>
       </w:r>
     </w:p>
     <w:p>
@@ -3397,16 +5400,48 @@
     </w:p>
     <w:p>
       <w:r>
+        <w:t>Use a genuinely new case for independent evidence. Previously discussed examples remain practice; use the separately named independent case before feedback.</w:t>
+      </w:r>
+    </w:p>
+    <w:p>
+      <w:pPr>
+        <w:pStyle w:val="Heading3"/>
+      </w:pPr>
+      <w:r>
+        <w:t>Independent evidence</w:t>
+      </w:r>
+    </w:p>
+    <w:p>
+      <w:pPr>
+        <w:spacing w:line="336" w:lineRule="auto" w:after="180"/>
+        <w:shd w:fill="FFF5E6"/>
+      </w:pPr>
+      <w:r>
+        <w:rPr>
+          <w:b w:val="0"/>
+        </w:rPr>
         <w:t>INDEPENDENT MASTERY PROOF</w:t>
       </w:r>
     </w:p>
     <w:p>
-      <w:r>
+      <w:pPr>
+        <w:spacing w:line="336" w:lineRule="auto" w:after="180"/>
+      </w:pPr>
+      <w:r>
+        <w:rPr>
+          <w:b w:val="0"/>
+        </w:rPr>
         <w:t>Explain • Transfer • Test • Defend</w:t>
       </w:r>
     </w:p>
     <w:p>
-      <w:r>
+      <w:pPr>
+        <w:spacing w:line="336" w:lineRule="auto" w:after="180"/>
+      </w:pPr>
+      <w:r>
+        <w:rPr>
+          <w:b w:val="0"/>
+        </w:rPr>
         <w:t>Complete this page without copying the worked example. Your reasoning matters more than decoration.</w:t>
       </w:r>
     </w:p>
@@ -3447,12 +5482,58 @@
       </w:r>
     </w:p>
     <w:p>
-      <w:r>
-        <w:t>CHALLENGE  Rank book features; reject cover color as a shortcut.</w:t>
-      </w:r>
-    </w:p>
-    <w:p>
-      <w:r>
+      <w:pPr>
+        <w:pStyle w:val="Heading3"/>
+      </w:pPr>
+      <w:r>
+        <w:t>Try a more demanding case</w:t>
+      </w:r>
+    </w:p>
+    <w:p>
+      <w:pPr>
+        <w:spacing w:line="336" w:lineRule="auto" w:after="180"/>
+        <w:shd w:fill="F5F1FB"/>
+      </w:pPr>
+      <w:r>
+        <w:rPr>
+          <w:b w:val="0"/>
+        </w:rPr>
+        <w:t xml:space="preserve">CHALLENGE  Rank book </w:t>
+      </w:r>
+      <w:r>
+        <w:rPr>
+          <w:b/>
+        </w:rPr>
+        <w:t>feature</w:t>
+      </w:r>
+      <w:r>
+        <w:rPr>
+          <w:b w:val="0"/>
+        </w:rPr>
+        <w:t xml:space="preserve">s; reject cover color as a </w:t>
+      </w:r>
+      <w:r>
+        <w:rPr>
+          <w:b/>
+        </w:rPr>
+        <w:t>shortcut</w:t>
+      </w:r>
+      <w:r>
+        <w:rPr>
+          <w:b w:val="0"/>
+        </w:rPr>
+        <w:t>.</w:t>
+      </w:r>
+    </w:p>
+    <w:p>
+      <w:pPr>
+        <w:spacing w:line="336" w:lineRule="auto" w:after="180"/>
+        <w:shd w:fill="F4F9FC"/>
+      </w:pPr>
+      <w:r>
+        <w:rPr>
+          <w:b w:val="0"/>
+        </w:rPr>
         <w:t>1. My fresh example, trace, calculation, or design:</w:t>
       </w:r>
     </w:p>
@@ -3490,8 +5571,27 @@
       </w:r>
     </w:p>
     <w:p>
-      <w:r>
-        <w:t>2. My evidence that it works (include a boundary or missing-data case):</w:t>
+      <w:pPr>
+        <w:spacing w:line="336" w:lineRule="auto" w:after="180"/>
+        <w:shd w:fill="F4F9FC"/>
+      </w:pPr>
+      <w:r>
+        <w:rPr>
+          <w:b w:val="0"/>
+        </w:rPr>
+        <w:t xml:space="preserve">2. My </w:t>
+      </w:r>
+      <w:r>
+        <w:rPr>
+          <w:b/>
+        </w:rPr>
+        <w:t>evidence</w:t>
+      </w:r>
+      <w:r>
+        <w:rPr>
+          <w:b w:val="0"/>
+        </w:rPr>
+        <w:t xml:space="preserve"> that it works (include a boundary or missing-data case):</w:t>
       </w:r>
     </w:p>
     <w:p>
@@ -3528,7 +5628,14 @@
       </w:r>
     </w:p>
     <w:p>
-      <w:r>
+      <w:pPr>
+        <w:spacing w:line="336" w:lineRule="auto" w:after="180"/>
+        <w:shd w:fill="F4F9FC"/>
+      </w:pPr>
+      <w:r>
+        <w:rPr>
+          <w:b w:val="0"/>
+        </w:rPr>
         <w:t>3. One limitation, fairness concern, or situation needing human review:</w:t>
       </w:r>
     </w:p>
@@ -3566,8 +5673,47 @@
       </w:r>
     </w:p>
     <w:p>
-      <w:r>
-        <w:t>SELF-CHECK  □ I explained the mechanism  □ I used evidence  □ I tested a fresh case  □ I named a limitation  □ I can answer ‘why?’</w:t>
+      <w:pPr>
+        <w:pStyle w:val="Heading3"/>
+      </w:pPr>
+      <w:r>
+        <w:t>Check your explanation</w:t>
+      </w:r>
+    </w:p>
+    <w:p>
+      <w:pPr>
+        <w:spacing w:line="336" w:lineRule="auto" w:after="180"/>
+        <w:shd w:fill="F5F1FB"/>
+      </w:pPr>
+      <w:r>
+        <w:rPr>
+          <w:b w:val="0"/>
+        </w:rPr>
+        <w:t xml:space="preserve">SELF-CHECK  □ I explained the </w:t>
+      </w:r>
+      <w:r>
+        <w:rPr>
+          <w:b/>
+        </w:rPr>
+        <w:t>mechanism</w:t>
+      </w:r>
+      <w:r>
+        <w:rPr>
+          <w:b w:val="0"/>
+        </w:rPr>
+        <w:t xml:space="preserve">  □ I used </w:t>
+      </w:r>
+      <w:r>
+        <w:rPr>
+          <w:b/>
+        </w:rPr>
+        <w:t>evidence</w:t>
+      </w:r>
+      <w:r>
+        <w:rPr>
+          <w:b w:val="0"/>
+        </w:rPr>
+        <w:t xml:space="preserve">  □ I tested a fresh case  □ I named a limitation  □ I can answer ‘why?’</w:t>
       </w:r>
     </w:p>
     <w:p>
@@ -3579,6 +5725,11 @@
       </w:r>
     </w:p>
     <w:p>
+      <w:r>
+        <w:t>Revisit the complete Features and Distractors case for supported practice. Repeated examples do not become fresh assessments.</w:t>
+      </w:r>
+    </w:p>
+    <w:p>
       <w:pPr>
         <w:pStyle w:val="Heading3"/>
       </w:pPr>
@@ -3587,7 +5738,13 @@
       </w:r>
     </w:p>
     <w:p>
-      <w:r>
+      <w:pPr>
+        <w:spacing w:line="336" w:lineRule="auto" w:after="180"/>
+      </w:pPr>
+      <w:r>
+        <w:rPr>
+          <w:b w:val="0"/>
+        </w:rPr>
         <w:t>Use the supplied details to practise the weekly concept before attempting the independent question. This case extends the illustrated lesson.</w:t>
       </w:r>
     </w:p>
@@ -3600,7 +5757,13 @@
       </w:r>
     </w:p>
     <w:p>
-      <w:r>
+      <w:pPr>
+        <w:spacing w:line="336" w:lineRule="auto" w:after="180"/>
+      </w:pPr>
+      <w:r>
+        <w:rPr>
+          <w:b w:val="0"/>
+        </w:rPr>
         <w:t>Target: includes animal characters. Fields: animal tag, cover colour and shelf number.</w:t>
       </w:r>
     </w:p>
@@ -3613,8 +5776,26 @@
       </w:r>
     </w:p>
     <w:p>
-      <w:r>
-        <w:t>Choose useful evidence and possible distractions.</w:t>
+      <w:pPr>
+        <w:spacing w:line="336" w:lineRule="auto" w:after="180"/>
+      </w:pPr>
+      <w:r>
+        <w:rPr>
+          <w:b w:val="0"/>
+        </w:rPr>
+        <w:t xml:space="preserve">Choose useful </w:t>
+      </w:r>
+      <w:r>
+        <w:rPr>
+          <w:b/>
+        </w:rPr>
+        <w:t>evidence</w:t>
+      </w:r>
+      <w:r>
+        <w:rPr>
+          <w:b w:val="0"/>
+        </w:rPr>
+        <w:t xml:space="preserve"> and possible distractions.</w:t>
       </w:r>
     </w:p>
     <w:p>
@@ -3626,8 +5807,26 @@
       </w:r>
     </w:p>
     <w:p>
-      <w:r>
-        <w:t>An accurate animal tag directly addresses the target. Colour and shelf can produce accidental shortcuts. Test on new books.</w:t>
+      <w:pPr>
+        <w:spacing w:line="336" w:lineRule="auto" w:after="180"/>
+      </w:pPr>
+      <w:r>
+        <w:rPr>
+          <w:b w:val="0"/>
+        </w:rPr>
+        <w:t xml:space="preserve">An accurate animal tag directly addresses the target. Colour and shelf can produce accidental </w:t>
+      </w:r>
+      <w:r>
+        <w:rPr>
+          <w:b/>
+        </w:rPr>
+        <w:t>shortcut</w:t>
+      </w:r>
+      <w:r>
+        <w:rPr>
+          <w:b w:val="0"/>
+        </w:rPr>
+        <w:t>s. Test on new books.</w:t>
       </w:r>
     </w:p>
     <w:p>
@@ -3639,7 +5838,14 @@
       </w:r>
     </w:p>
     <w:p>
-      <w:r>
+      <w:pPr>
+        <w:spacing w:line="336" w:lineRule="auto" w:after="180"/>
+        <w:shd w:fill="F5F1FB"/>
+      </w:pPr>
+      <w:r>
+        <w:rPr>
+          <w:b w:val="0"/>
+        </w:rPr>
         <w:t>Which detail supports the answer, and why does it matter?</w:t>
       </w:r>
     </w:p>
@@ -3817,18 +6023,60 @@
       </w:tr>
     </w:tbl>
     <w:p>
-      <w:r>
+      <w:pPr>
+        <w:spacing w:line="336" w:lineRule="auto" w:after="180"/>
+      </w:pPr>
+      <w:r>
+        <w:rPr>
+          <w:b w:val="0"/>
+        </w:rPr>
         <w:t>Target: includes animal characters. Fields: animal tag, cover colour and shelf number.</w:t>
       </w:r>
     </w:p>
     <w:p>
-      <w:r>
-        <w:t>Choose useful evidence and possible distractions.</w:t>
-      </w:r>
-    </w:p>
-    <w:p>
-      <w:r>
-        <w:t>An accurate animal tag directly addresses the target. Colour and shelf can produce accidental shortcuts. Test on new books.</w:t>
+      <w:pPr>
+        <w:spacing w:line="336" w:lineRule="auto" w:after="180"/>
+      </w:pPr>
+      <w:r>
+        <w:rPr>
+          <w:b w:val="0"/>
+        </w:rPr>
+        <w:t xml:space="preserve">Choose useful </w:t>
+      </w:r>
+      <w:r>
+        <w:rPr>
+          <w:b/>
+        </w:rPr>
+        <w:t>evidence</w:t>
+      </w:r>
+      <w:r>
+        <w:rPr>
+          <w:b w:val="0"/>
+        </w:rPr>
+        <w:t xml:space="preserve"> and possible distractions.</w:t>
+      </w:r>
+    </w:p>
+    <w:p>
+      <w:pPr>
+        <w:spacing w:line="336" w:lineRule="auto" w:after="180"/>
+      </w:pPr>
+      <w:r>
+        <w:rPr>
+          <w:b w:val="0"/>
+        </w:rPr>
+        <w:t xml:space="preserve">An accurate animal tag directly addresses the target. Colour and shelf can produce accidental </w:t>
+      </w:r>
+      <w:r>
+        <w:rPr>
+          <w:b/>
+        </w:rPr>
+        <w:t>shortcut</w:t>
+      </w:r>
+      <w:r>
+        <w:rPr>
+          <w:b w:val="0"/>
+        </w:rPr>
+        <w:t>s. Test on new books.</w:t>
       </w:r>
     </w:p>
     <w:p>
@@ -3840,6 +6088,11 @@
       </w:r>
     </w:p>
     <w:p>
+      <w:r>
+        <w:t>Attempt the reserved new case before feedback. Record support; the earlier examples below remain additional practice.</w:t>
+      </w:r>
+    </w:p>
+    <w:p>
       <w:pPr>
         <w:pStyle w:val="Heading3"/>
       </w:pPr>
@@ -3848,8 +6101,20 @@
       </w:r>
     </w:p>
     <w:p>
-      <w:r>
-        <w:t>Training covers show space books only on yellow backgrounds and animal books only on blue backgrounds. Design two controlled comparisons to test whether a classifier uses the intended subject.</w:t>
+      <w:pPr>
+        <w:spacing w:line="336" w:lineRule="auto" w:after="180"/>
+      </w:pPr>
+      <w:r>
+        <w:rPr>
+          <w:b/>
+        </w:rPr>
+        <w:t>Training</w:t>
+      </w:r>
+      <w:r>
+        <w:rPr>
+          <w:b w:val="0"/>
+        </w:rPr>
+        <w:t xml:space="preserve"> covers show space books only on yellow backgrounds and animal books only on blue backgrounds. Design two controlled comparisons to test whether a classifier uses the intended subject.</w:t>
       </w:r>
     </w:p>
     <w:p>
@@ -3896,7 +6161,13 @@
       </w:r>
     </w:p>
     <w:p>
-      <w:r>
+      <w:pPr>
+        <w:spacing w:line="336" w:lineRule="auto" w:after="180"/>
+      </w:pPr>
+      <w:r>
+        <w:rPr>
+          <w:b w:val="0"/>
+        </w:rPr>
         <w:t>Attempt this case before feedback. Record any help. Earlier examples below are further practice; a case already practised with feedback cannot establish fresh transfer.</w:t>
       </w:r>
     </w:p>
@@ -3909,18 +6180,54 @@
       </w:r>
     </w:p>
     <w:p>
-      <w:r>
+      <w:pPr>
+        <w:spacing w:line="336" w:lineRule="auto" w:after="180"/>
+      </w:pPr>
+      <w:r>
+        <w:rPr>
+          <w:b w:val="0"/>
+        </w:rPr>
         <w:t>Close the worked explanation. Apply the idea to this different question without copying.</w:t>
       </w:r>
     </w:p>
     <w:p>
-      <w:r>
-        <w:t>Predict whether a book is short using page count and cover colour. Which feature directly supports the defined label? Give a counterexample to colour.</w:t>
-      </w:r>
-    </w:p>
-    <w:p>
-      <w:r>
-        <w:t>My answer, with a trace, calculation or supporting evidence</w:t>
+      <w:pPr>
+        <w:spacing w:line="336" w:lineRule="auto" w:after="180"/>
+      </w:pPr>
+      <w:r>
+        <w:rPr>
+          <w:b w:val="0"/>
+        </w:rPr>
+        <w:t xml:space="preserve">Predict whether a book is short using page count and cover colour. Which </w:t>
+      </w:r>
+      <w:r>
+        <w:rPr>
+          <w:b/>
+        </w:rPr>
+        <w:t>feature</w:t>
+      </w:r>
+      <w:r>
+        <w:rPr>
+          <w:b w:val="0"/>
+        </w:rPr>
+        <w:t xml:space="preserve"> directly supports the defined label? Give a counterexample to colour.</w:t>
+      </w:r>
+    </w:p>
+    <w:p>
+      <w:pPr>
+        <w:spacing w:line="336" w:lineRule="auto" w:after="180"/>
+      </w:pPr>
+      <w:r>
+        <w:rPr>
+          <w:b w:val="0"/>
+        </w:rPr>
+        <w:t xml:space="preserve">My answer, with a trace, calculation or supporting </w:t>
+      </w:r>
+      <w:r>
+        <w:rPr>
+          <w:b/>
+        </w:rPr>
+        <w:t>evidence</w:t>
       </w:r>
     </w:p>
     <w:p>
@@ -3965,13 +6272,49 @@
       </w:r>
     </w:p>
     <w:p>
-      <w:r>
-        <w:t>Change one relevant detail. Predict the result before testing. Include a boundary or missing-information case when it helps reveal a limit.</w:t>
-      </w:r>
-    </w:p>
-    <w:p>
-      <w:r>
-        <w:t>My changed input and expected result</w:t>
+      <w:pPr>
+        <w:spacing w:line="336" w:lineRule="auto" w:after="180"/>
+      </w:pPr>
+      <w:r>
+        <w:rPr>
+          <w:b w:val="0"/>
+        </w:rPr>
+        <w:t xml:space="preserve">Change one </w:t>
+      </w:r>
+      <w:r>
+        <w:rPr>
+          <w:b/>
+        </w:rPr>
+        <w:t>relevant</w:t>
+      </w:r>
+      <w:r>
+        <w:rPr>
+          <w:b w:val="0"/>
+        </w:rPr>
+        <w:t xml:space="preserve"> detail. Predict the result before testing. Include a boundary or missing-information case when it helps reveal a limit.</w:t>
+      </w:r>
+    </w:p>
+    <w:p>
+      <w:pPr>
+        <w:spacing w:line="336" w:lineRule="auto" w:after="180"/>
+      </w:pPr>
+      <w:r>
+        <w:rPr>
+          <w:b w:val="0"/>
+        </w:rPr>
+        <w:t xml:space="preserve">My changed </w:t>
+      </w:r>
+      <w:r>
+        <w:rPr>
+          <w:b/>
+        </w:rPr>
+        <w:t>input</w:t>
+      </w:r>
+      <w:r>
+        <w:rPr>
+          <w:b w:val="0"/>
+        </w:rPr>
+        <w:t xml:space="preserve"> and expected result</w:t>
       </w:r>
     </w:p>
     <w:p>
@@ -4016,13 +6359,37 @@
       </w:r>
     </w:p>
     <w:p>
-      <w:r>
+      <w:pPr>
+        <w:spacing w:line="336" w:lineRule="auto" w:after="180"/>
+      </w:pPr>
+      <w:r>
+        <w:rPr>
+          <w:b w:val="0"/>
+        </w:rPr>
         <w:t>Use explainable traits that connect to the reader’s stated preferences.</w:t>
       </w:r>
     </w:p>
     <w:p>
-      <w:r>
-        <w:t>The evidence I will keep</w:t>
+      <w:pPr>
+        <w:spacing w:line="336" w:lineRule="auto" w:after="180"/>
+      </w:pPr>
+      <w:r>
+        <w:rPr>
+          <w:b w:val="0"/>
+        </w:rPr>
+        <w:t xml:space="preserve">The </w:t>
+      </w:r>
+      <w:r>
+        <w:rPr>
+          <w:b/>
+        </w:rPr>
+        <w:t>evidence</w:t>
+      </w:r>
+      <w:r>
+        <w:rPr>
+          <w:b w:val="0"/>
+        </w:rPr>
+        <w:t xml:space="preserve"> I will keep</w:t>
       </w:r>
     </w:p>
     <w:p>
@@ -4059,8 +6426,26 @@
       </w:r>
     </w:p>
     <w:p>
-      <w:r>
-        <w:t>Your teacher has the independent answer and scoring criteria. Complete the matching workbook week to keep your practice evidence together.</w:t>
+      <w:pPr>
+        <w:spacing w:line="336" w:lineRule="auto" w:after="180"/>
+      </w:pPr>
+      <w:r>
+        <w:rPr>
+          <w:b w:val="0"/>
+        </w:rPr>
+        <w:t xml:space="preserve">Your teacher has the independent answer and scoring criteria. Complete the matching workbook week to keep your practice </w:t>
+      </w:r>
+      <w:r>
+        <w:rPr>
+          <w:b/>
+        </w:rPr>
+        <w:t>evidence</w:t>
+      </w:r>
+      <w:r>
+        <w:rPr>
+          <w:b w:val="0"/>
+        </w:rPr>
+        <w:t xml:space="preserve"> together.</w:t>
       </w:r>
     </w:p>
     <w:p>
@@ -4072,8 +6457,26 @@
       </w:r>
     </w:p>
     <w:p>
-      <w:r>
-        <w:t>All animal books in training have green covers. How could you test whether a recommender is using subject or cover colour? Supply two diagnostic test descriptions.</w:t>
+      <w:pPr>
+        <w:spacing w:line="336" w:lineRule="auto" w:after="180"/>
+      </w:pPr>
+      <w:r>
+        <w:rPr>
+          <w:b w:val="0"/>
+        </w:rPr>
+        <w:t xml:space="preserve">All animal books in </w:t>
+      </w:r>
+      <w:r>
+        <w:rPr>
+          <w:b/>
+        </w:rPr>
+        <w:t>training</w:t>
+      </w:r>
+      <w:r>
+        <w:rPr>
+          <w:b w:val="0"/>
+        </w:rPr>
+        <w:t xml:space="preserve"> have green covers. How could you test whether a recommender is using subject or cover colour? Supply two diagnostic test descriptions.</w:t>
       </w:r>
     </w:p>
     <w:p>
@@ -4128,8 +6531,25 @@
       </w:r>
     </w:p>
     <w:p>
-      <w:r>
-        <w:t>Attempt the independent case before hints. Record whether you worked alone, used a hint or followed a model. After feedback, fix the first unsupported step and explain why it changed. A later check uses a changed case, not a copied answer.</w:t>
+      <w:pPr>
+        <w:spacing w:line="336" w:lineRule="auto" w:after="180"/>
+      </w:pPr>
+      <w:r>
+        <w:rPr>
+          <w:b w:val="0"/>
+        </w:rPr>
+        <w:t>Attempt the independent case before hints. Record whether you worked alone, used a hint or followed a model. After feedback, fix the first unsupported step and explain why it changed.</w:t>
+      </w:r>
+    </w:p>
+    <w:p>
+      <w:pPr>
+        <w:spacing w:line="336" w:lineRule="auto" w:after="180"/>
+      </w:pPr>
+      <w:r>
+        <w:rPr>
+          <w:b w:val="0"/>
+        </w:rPr>
+        <w:t>A later check uses a changed case, not a copied answer.</w:t>
       </w:r>
     </w:p>
     <w:p>
@@ -4142,6 +6562,17 @@
     </w:p>
     <w:p>
       <w:r>
+        <w:t>Use this map to navigate Features and Distractors, connect the goals to tasks and keep one evidence record for each attempt.</w:t>
+      </w:r>
+    </w:p>
+    <w:p>
+      <w:pPr>
+        <w:spacing w:line="336" w:lineRule="auto" w:after="180"/>
+      </w:pPr>
+      <w:r>
+        <w:rPr>
+          <w:b w:val="0"/>
+        </w:rPr>
         <w:t>Start with this question: A fictional book-topic classifier sees mystery books with triangular logos and science books with circular logos.</w:t>
       </w:r>
     </w:p>
@@ -4248,13 +6679,61 @@
       </w:tr>
     </w:tbl>
     <w:p>
-      <w:r>
-        <w:t>Remember → watch and explain → try with help → investigate → try independently → keep project evidence. Your teacher may spread this lesson across several classes.</w:t>
-      </w:r>
-    </w:p>
-    <w:p>
-      <w:r>
-        <w:t>Keep your first prediction. Compare it with what the evidence shows and explain any change.</w:t>
+      <w:pPr>
+        <w:spacing w:line="336" w:lineRule="auto" w:after="180"/>
+      </w:pPr>
+      <w:r>
+        <w:rPr>
+          <w:b w:val="0"/>
+        </w:rPr>
+        <w:t xml:space="preserve">Remember → watch and explain → try with help → investigate → try independently → keep project </w:t>
+      </w:r>
+      <w:r>
+        <w:rPr>
+          <w:b/>
+        </w:rPr>
+        <w:t>evidence</w:t>
+      </w:r>
+      <w:r>
+        <w:rPr>
+          <w:b w:val="0"/>
+        </w:rPr>
+        <w:t>. Your teacher may spread this lesson across several classes.</w:t>
+      </w:r>
+    </w:p>
+    <w:p>
+      <w:pPr>
+        <w:spacing w:line="336" w:lineRule="auto" w:after="180"/>
+      </w:pPr>
+      <w:r>
+        <w:rPr>
+          <w:b w:val="0"/>
+        </w:rPr>
+        <w:t xml:space="preserve">Keep your first </w:t>
+      </w:r>
+      <w:r>
+        <w:rPr>
+          <w:b/>
+        </w:rPr>
+        <w:t>prediction</w:t>
+      </w:r>
+      <w:r>
+        <w:rPr>
+          <w:b w:val="0"/>
+        </w:rPr>
+        <w:t xml:space="preserve">. Compare it with what the </w:t>
+      </w:r>
+      <w:r>
+        <w:rPr>
+          <w:b/>
+        </w:rPr>
+        <w:t>evidence</w:t>
+      </w:r>
+      <w:r>
+        <w:rPr>
+          <w:b w:val="0"/>
+        </w:rPr>
+        <w:t xml:space="preserve"> shows and explain any change.</w:t>
       </w:r>
     </w:p>
     <w:p>
@@ -4267,6 +6746,17 @@
     </w:p>
     <w:p>
       <w:r>
+        <w:t>Explain Features and Distractors without notes, identify a remaining question and plan a later check with a changed case.</w:t>
+      </w:r>
+    </w:p>
+    <w:p>
+      <w:pPr>
+        <w:spacing w:line="336" w:lineRule="auto" w:after="180"/>
+      </w:pPr>
+      <w:r>
+        <w:rPr>
+          <w:b w:val="0"/>
+        </w:rPr>
         <w:t>Close your notes. Explain this goal in your own words: Choose recorded properties that preserve distinctions needed for a stated task</w:t>
       </w:r>
     </w:p>
@@ -4304,13 +6794,61 @@
       </w:r>
     </w:p>
     <w:p>
-      <w:r>
-        <w:t>If you are unsure, return to the worked picture and explain one arrow. If you are ready, change an input or assumption and justify your prediction.</w:t>
-      </w:r>
-    </w:p>
-    <w:p>
-      <w:r>
-        <w:t>Save your workbook evidence. At the next review, try a different case before opening your old answer.</w:t>
+      <w:pPr>
+        <w:spacing w:line="336" w:lineRule="auto" w:after="180"/>
+      </w:pPr>
+      <w:r>
+        <w:rPr>
+          <w:b w:val="0"/>
+        </w:rPr>
+        <w:t xml:space="preserve">If you are unsure, return to the worked picture and explain one arrow. If you are ready, change an </w:t>
+      </w:r>
+      <w:r>
+        <w:rPr>
+          <w:b/>
+        </w:rPr>
+        <w:t>input</w:t>
+      </w:r>
+      <w:r>
+        <w:rPr>
+          <w:b w:val="0"/>
+        </w:rPr>
+        <w:t xml:space="preserve"> or assumption and justify your </w:t>
+      </w:r>
+      <w:r>
+        <w:rPr>
+          <w:b/>
+        </w:rPr>
+        <w:t>prediction</w:t>
+      </w:r>
+      <w:r>
+        <w:rPr>
+          <w:b w:val="0"/>
+        </w:rPr>
+        <w:t>.</w:t>
+      </w:r>
+    </w:p>
+    <w:p>
+      <w:pPr>
+        <w:spacing w:line="336" w:lineRule="auto" w:after="180"/>
+      </w:pPr>
+      <w:r>
+        <w:rPr>
+          <w:b w:val="0"/>
+        </w:rPr>
+        <w:t xml:space="preserve">Save your workbook </w:t>
+      </w:r>
+      <w:r>
+        <w:rPr>
+          <w:b/>
+        </w:rPr>
+        <w:t>evidence</w:t>
+      </w:r>
+      <w:r>
+        <w:rPr>
+          <w:b w:val="0"/>
+        </w:rPr>
+        <w:t>. At the next review, try a different case before opening your old answer.</w:t>
       </w:r>
     </w:p>
     <w:p>
@@ -4323,11 +6861,28 @@
     </w:p>
     <w:p>
       <w:r>
+        <w:t>Attempt supported questions before using hints or feedback. Review a missing building block, then keep the completed work.</w:t>
+      </w:r>
+    </w:p>
+    <w:p>
+      <w:pPr>
+        <w:spacing w:line="336" w:lineRule="auto" w:after="180"/>
+      </w:pPr>
+      <w:r>
+        <w:rPr>
+          <w:b w:val="0"/>
+        </w:rPr>
         <w:t>Use this supported practice once, in the browser or on paper. Keep the reserved independent assessment for a separate first attempt before teacher feedback.</w:t>
       </w:r>
     </w:p>
     <w:p>
-      <w:r>
+      <w:pPr>
+        <w:spacing w:line="336" w:lineRule="auto" w:after="180"/>
+      </w:pPr>
+      <w:r>
+        <w:rPr>
+          <w:b w:val="0"/>
+        </w:rPr>
         <w:t>A fictional book-topic classifier sees mystery books with triangular logos and science books with circular logos.</w:t>
       </w:r>
     </w:p>
@@ -4340,27 +6895,73 @@
       </w:r>
     </w:p>
     <w:p>
-      <w:r>
-        <w:t>Which labelled step matches this detail? Record predictions before concluding which clue the classifier uses.</w:t>
-      </w:r>
-    </w:p>
-    <w:p>
-      <w:r>
+      <w:pPr>
+        <w:spacing w:line="336" w:lineRule="auto" w:after="180"/>
+      </w:pPr>
+      <w:r>
+        <w:rPr>
+          <w:b w:val="0"/>
+        </w:rPr>
+        <w:t xml:space="preserve">Which labelled step matches this detail? Record </w:t>
+      </w:r>
+      <w:r>
+        <w:rPr>
+          <w:b/>
+        </w:rPr>
+        <w:t>prediction</w:t>
+      </w:r>
+      <w:r>
+        <w:rPr>
+          <w:b w:val="0"/>
+        </w:rPr>
+        <w:t>s before concluding which clue the classifier uses.</w:t>
+      </w:r>
+    </w:p>
+    <w:p>
+      <w:pPr>
+        <w:spacing w:line="336" w:lineRule="auto" w:after="180"/>
+        <w:shd w:fill="F4F9FC"/>
+      </w:pPr>
+      <w:r>
+        <w:rPr>
+          <w:b w:val="0"/>
+        </w:rPr>
         <w:t>1. Hold topic fixed</w:t>
       </w:r>
     </w:p>
     <w:p>
-      <w:r>
+      <w:pPr>
+        <w:spacing w:line="336" w:lineRule="auto" w:after="180"/>
+        <w:shd w:fill="F4F9FC"/>
+      </w:pPr>
+      <w:r>
+        <w:rPr>
+          <w:b w:val="0"/>
+        </w:rPr>
         <w:t>2. Hold logo fixed</w:t>
       </w:r>
     </w:p>
     <w:p>
-      <w:r>
+      <w:pPr>
+        <w:spacing w:line="336" w:lineRule="auto" w:after="180"/>
+        <w:shd w:fill="F4F9FC"/>
+      </w:pPr>
+      <w:r>
+        <w:rPr>
+          <w:b w:val="0"/>
+        </w:rPr>
         <w:t>3. Observe separately</w:t>
       </w:r>
     </w:p>
     <w:p>
-      <w:r>
+      <w:pPr>
+        <w:spacing w:line="336" w:lineRule="auto" w:after="180"/>
+        <w:shd w:fill="F4F9FC"/>
+      </w:pPr>
+      <w:r>
+        <w:rPr>
+          <w:b w:val="0"/>
+        </w:rPr>
         <w:t>4. Spot confounding</w:t>
       </w:r>
     </w:p>
@@ -4398,41 +6999,191 @@
       </w:r>
     </w:p>
     <w:p>
-      <w:r>
+      <w:pPr>
+        <w:pStyle w:val="Heading3"/>
+      </w:pPr>
+      <w:r>
+        <w:t>Hint · try first</w:t>
+      </w:r>
+    </w:p>
+    <w:p>
+      <w:pPr>
+        <w:spacing w:line="336" w:lineRule="auto" w:after="180"/>
+        <w:shd w:fill="F1F6F8"/>
+      </w:pPr>
+      <w:r>
+        <w:rPr>
+          <w:b w:val="0"/>
+        </w:rPr>
         <w:t>Hint if needed: Read the steps in the pictorial case. Match the supplied detail to the stage that performs or records it.</w:t>
       </w:r>
     </w:p>
     <w:p>
-      <w:r>
-        <w:t>After your attempt, compare with the supported explanation: Observe separately Record predictions before concluding which clue the classifier uses. Either subject information or logo could explain success on the old combinations. Controlled pairs separate their predictions by changing one aspect at a time. Designing the pair is not equivalent to observing the model’s response. Keep the descriptions identical when testing logo so differences do not have two possible causes.</w:t>
-      </w:r>
-    </w:p>
-    <w:p>
       <w:pPr>
         <w:pStyle w:val="Heading3"/>
       </w:pPr>
       <w:r>
+        <w:t>Feedback · compare after trying</w:t>
+      </w:r>
+    </w:p>
+    <w:p>
+      <w:pPr>
+        <w:spacing w:line="336" w:lineRule="auto" w:after="180"/>
+        <w:shd w:fill="F1F6FC"/>
+      </w:pPr>
+      <w:r>
+        <w:rPr>
+          <w:b w:val="0"/>
+        </w:rPr>
+        <w:t xml:space="preserve">After your attempt, compare with the supported explanation: Observe separately Record </w:t>
+      </w:r>
+      <w:r>
+        <w:rPr>
+          <w:b/>
+        </w:rPr>
+        <w:t>prediction</w:t>
+      </w:r>
+      <w:r>
+        <w:rPr>
+          <w:b w:val="0"/>
+        </w:rPr>
+        <w:t>s before concluding which clue the classifier uses.</w:t>
+      </w:r>
+    </w:p>
+    <w:p>
+      <w:pPr>
+        <w:spacing w:line="336" w:lineRule="auto" w:after="180"/>
+        <w:shd w:fill="F1F6FC"/>
+      </w:pPr>
+      <w:r>
+        <w:rPr>
+          <w:b w:val="0"/>
+        </w:rPr>
+        <w:t xml:space="preserve">Either subject information or logo could explain success on the old combinations. Controlled pairs separate their </w:t>
+      </w:r>
+      <w:r>
+        <w:rPr>
+          <w:b/>
+        </w:rPr>
+        <w:t>prediction</w:t>
+      </w:r>
+      <w:r>
+        <w:rPr>
+          <w:b w:val="0"/>
+        </w:rPr>
+        <w:t>s by changing one aspect at a time.</w:t>
+      </w:r>
+    </w:p>
+    <w:p>
+      <w:pPr>
+        <w:spacing w:line="336" w:lineRule="auto" w:after="180"/>
+        <w:shd w:fill="F1F6FC"/>
+      </w:pPr>
+      <w:r>
+        <w:rPr>
+          <w:b w:val="0"/>
+        </w:rPr>
+        <w:t>Designing the pair is not equivalent to observing the model’s response. Keep the descriptions identical when testing logo so differences do not have two possible causes.</w:t>
+      </w:r>
+    </w:p>
+    <w:p>
+      <w:pPr>
+        <w:pStyle w:val="Heading3"/>
+      </w:pPr>
+      <w:r>
         <w:t>Practice 2: explain the deciding evidence</w:t>
       </w:r>
     </w:p>
     <w:p>
-      <w:r>
+      <w:pPr>
+        <w:pStyle w:val="Heading3"/>
+      </w:pPr>
+      <w:r>
+        <w:t>Changed case · predict first</w:t>
+      </w:r>
+    </w:p>
+    <w:p>
+      <w:pPr>
+        <w:spacing w:line="336" w:lineRule="auto" w:after="180"/>
+        <w:shd w:fill="F5F1FB"/>
+      </w:pPr>
+      <w:r>
+        <w:rPr>
+          <w:b w:val="0"/>
+        </w:rPr>
         <w:t>Changed-case practice: The first controlled pair yields mystery for triangle and science for circle. Which conclusion is supported by the supplied facts?</w:t>
       </w:r>
     </w:p>
     <w:p>
-      <w:r>
-        <w:t>1. This one example guarantees correct results for every future input.</w:t>
-      </w:r>
-    </w:p>
-    <w:p>
-      <w:r>
-        <w:t>2. We can decide the result without examining the changed input or the procedure.</w:t>
-      </w:r>
-    </w:p>
-    <w:p>
-      <w:r>
-        <w:t>3. That pair is evidence of unwanted logo sensitivity.</w:t>
+      <w:pPr>
+        <w:spacing w:line="336" w:lineRule="auto" w:after="180"/>
+        <w:shd w:fill="F4F9FC"/>
+      </w:pPr>
+      <w:r>
+        <w:rPr>
+          <w:b w:val="0"/>
+        </w:rPr>
+        <w:t xml:space="preserve">1. This one example guarantees correct results for every future </w:t>
+      </w:r>
+      <w:r>
+        <w:rPr>
+          <w:b/>
+        </w:rPr>
+        <w:t>input</w:t>
+      </w:r>
+      <w:r>
+        <w:rPr>
+          <w:b w:val="0"/>
+        </w:rPr>
+        <w:t>.</w:t>
+      </w:r>
+    </w:p>
+    <w:p>
+      <w:pPr>
+        <w:spacing w:line="336" w:lineRule="auto" w:after="180"/>
+        <w:shd w:fill="F4F9FC"/>
+      </w:pPr>
+      <w:r>
+        <w:rPr>
+          <w:b w:val="0"/>
+        </w:rPr>
+        <w:t xml:space="preserve">2. We can decide the result without examining the changed </w:t>
+      </w:r>
+      <w:r>
+        <w:rPr>
+          <w:b/>
+        </w:rPr>
+        <w:t>input</w:t>
+      </w:r>
+      <w:r>
+        <w:rPr>
+          <w:b w:val="0"/>
+        </w:rPr>
+        <w:t xml:space="preserve"> or the procedure.</w:t>
+      </w:r>
+    </w:p>
+    <w:p>
+      <w:pPr>
+        <w:spacing w:line="336" w:lineRule="auto" w:after="180"/>
+        <w:shd w:fill="F4F9FC"/>
+      </w:pPr>
+      <w:r>
+        <w:rPr>
+          <w:b w:val="0"/>
+        </w:rPr>
+        <w:t xml:space="preserve">3. That pair is </w:t>
+      </w:r>
+      <w:r>
+        <w:rPr>
+          <w:b/>
+        </w:rPr>
+        <w:t>evidence</w:t>
+      </w:r>
+      <w:r>
+        <w:rPr>
+          <w:b w:val="0"/>
+        </w:rPr>
+        <w:t xml:space="preserve"> of unwanted logo sensitivity.</w:t>
       </w:r>
     </w:p>
     <w:p>
@@ -4469,36 +7220,153 @@
       </w:r>
     </w:p>
     <w:p>
-      <w:r>
+      <w:pPr>
+        <w:pStyle w:val="Heading3"/>
+      </w:pPr>
+      <w:r>
+        <w:t>Hint · try first</w:t>
+      </w:r>
+    </w:p>
+    <w:p>
+      <w:pPr>
+        <w:spacing w:line="336" w:lineRule="auto" w:after="180"/>
+        <w:shd w:fill="F1F6F8"/>
+      </w:pPr>
+      <w:r>
+        <w:rPr>
+          <w:b w:val="0"/>
+        </w:rPr>
         <w:t>Hint if needed: Use the changed condition and the deciding step in the pictorial trace. The answer must say what follows from those facts.</w:t>
       </w:r>
     </w:p>
     <w:p>
-      <w:r>
-        <w:t>After your attempt, compare with the supported explanation: That pair is evidence of unwanted logo sensitivity. The subject description stayed mystery; only the irrelevant logo changed.</w:t>
-      </w:r>
-    </w:p>
-    <w:p>
       <w:pPr>
         <w:pStyle w:val="Heading3"/>
       </w:pPr>
       <w:r>
+        <w:t>Feedback · compare after trying</w:t>
+      </w:r>
+    </w:p>
+    <w:p>
+      <w:pPr>
+        <w:spacing w:line="336" w:lineRule="auto" w:after="180"/>
+        <w:shd w:fill="F1F6FC"/>
+      </w:pPr>
+      <w:r>
+        <w:rPr>
+          <w:b w:val="0"/>
+        </w:rPr>
+        <w:t xml:space="preserve">After your attempt, compare with the supported explanation: That pair is </w:t>
+      </w:r>
+      <w:r>
+        <w:rPr>
+          <w:b/>
+        </w:rPr>
+        <w:t>evidence</w:t>
+      </w:r>
+      <w:r>
+        <w:rPr>
+          <w:b w:val="0"/>
+        </w:rPr>
+        <w:t xml:space="preserve"> of unwanted logo sensitivity. The subject description stayed mystery; only the ir</w:t>
+      </w:r>
+      <w:r>
+        <w:rPr>
+          <w:b/>
+        </w:rPr>
+        <w:t>relevant</w:t>
+      </w:r>
+      <w:r>
+        <w:rPr>
+          <w:b w:val="0"/>
+        </w:rPr>
+        <w:t xml:space="preserve"> logo changed.</w:t>
+      </w:r>
+    </w:p>
+    <w:p>
+      <w:pPr>
+        <w:pStyle w:val="Heading3"/>
+      </w:pPr>
+      <w:r>
         <w:t>Repair a missing building block</w:t>
       </w:r>
     </w:p>
     <w:p>
-      <w:r>
-        <w:t>Review Operational Labels (ai-2/8). Goal: Apply a category definition using explicit evidence and boundary rules. Short practice: Why can we not resolve the disagreement merely by taking a majority of reviewers?. Return to this week and explain what you changed.</w:t>
-      </w:r>
-    </w:p>
-    <w:p>
-      <w:r>
-        <w:t>Review Debugging Strategies (ai-2/6). Goal: Design revealing tests for a function. Short practice: Which test most directly isolates the handling of loose books, and what should it produce?. Return to this week and explain what you changed.</w:t>
-      </w:r>
-    </w:p>
-    <w:p>
-      <w:r>
-        <w:t>Review Branching Logic (ai-2/3). Goal: Trace the selected branch in an if elif else chain. Short practice: Give expected labels for −1,0,10,11 and identify the equality boundary for Short.. Return to this week and explain what you changed.</w:t>
+      <w:pPr>
+        <w:spacing w:line="336" w:lineRule="auto" w:after="180"/>
+      </w:pPr>
+      <w:r>
+        <w:rPr>
+          <w:b w:val="0"/>
+        </w:rPr>
+        <w:t xml:space="preserve">Review Operational Labels (ai-2/8). Goal: Apply a category definition using explicit </w:t>
+      </w:r>
+      <w:r>
+        <w:rPr>
+          <w:b/>
+        </w:rPr>
+        <w:t>evidence</w:t>
+      </w:r>
+      <w:r>
+        <w:rPr>
+          <w:b w:val="0"/>
+        </w:rPr>
+        <w:t xml:space="preserve"> and boundary rules. Short practice: Why can we not resolve the disagreement merely by taking a majority of reviewers?.</w:t>
+      </w:r>
+    </w:p>
+    <w:p>
+      <w:pPr>
+        <w:spacing w:line="336" w:lineRule="auto" w:after="180"/>
+      </w:pPr>
+      <w:r>
+        <w:rPr>
+          <w:b w:val="0"/>
+        </w:rPr>
+        <w:t>Return to this week and explain what you changed.</w:t>
+      </w:r>
+    </w:p>
+    <w:p>
+      <w:pPr>
+        <w:spacing w:line="336" w:lineRule="auto" w:after="180"/>
+      </w:pPr>
+      <w:r>
+        <w:rPr>
+          <w:b w:val="0"/>
+        </w:rPr>
+        <w:t>Review Debugging Strategies (ai-2/6). Goal: Design revealing tests for a function. Short practice: Which test most directly isolates the handling of loose books, and what should it produce?.</w:t>
+      </w:r>
+    </w:p>
+    <w:p>
+      <w:pPr>
+        <w:spacing w:line="336" w:lineRule="auto" w:after="180"/>
+      </w:pPr>
+      <w:r>
+        <w:rPr>
+          <w:b w:val="0"/>
+        </w:rPr>
+        <w:t>Return to this week and explain what you changed.</w:t>
+      </w:r>
+    </w:p>
+    <w:p>
+      <w:pPr>
+        <w:spacing w:line="336" w:lineRule="auto" w:after="180"/>
+      </w:pPr>
+      <w:r>
+        <w:rPr>
+          <w:b w:val="0"/>
+        </w:rPr>
+        <w:t>Review Branching Logic (ai-2/3). Goal: Trace the selected branch in an if elif else chain. Short practice: Give expected labels for −1,0,10,11 and identify the equality boundary for Short..</w:t>
+      </w:r>
+    </w:p>
+    <w:p>
+      <w:pPr>
+        <w:spacing w:line="336" w:lineRule="auto" w:after="180"/>
+      </w:pPr>
+      <w:r>
+        <w:rPr>
+          <w:b w:val="0"/>
+        </w:rPr>
+        <w:t>Return to this week and explain what you changed.</w:t>
       </w:r>
     </w:p>
     <w:p>
@@ -4510,8 +7378,734 @@
       </w:r>
     </w:p>
     <w:p>
-      <w:r>
-        <w:t>Use Download completed work in the hosted lesson to export your answers, reflections, practice feedback and code-run evidence. Open the HTML copy to read or print it. Drafts stay in this browser when storage is available; clear drafts on a shared device.</w:t>
+      <w:pPr>
+        <w:spacing w:line="336" w:lineRule="auto" w:after="180"/>
+      </w:pPr>
+      <w:r>
+        <w:rPr>
+          <w:b w:val="0"/>
+        </w:rPr>
+        <w:t xml:space="preserve">Use Download completed work in the hosted lesson to export your answers, reflections, practice feedback and code-run </w:t>
+      </w:r>
+      <w:r>
+        <w:rPr>
+          <w:b/>
+        </w:rPr>
+        <w:t>evidence</w:t>
+      </w:r>
+      <w:r>
+        <w:rPr>
+          <w:b w:val="0"/>
+        </w:rPr>
+        <w:t>. Open the HTML copy to read or print it.</w:t>
+      </w:r>
+    </w:p>
+    <w:p>
+      <w:pPr>
+        <w:spacing w:line="336" w:lineRule="auto" w:after="180"/>
+      </w:pPr>
+      <w:r>
+        <w:rPr>
+          <w:b w:val="0"/>
+        </w:rPr>
+        <w:t>Drafts stay in this browser when storage is available; clear drafts on a shared device.</w:t>
+      </w:r>
+    </w:p>
+    <w:p>
+      <w:pPr>
+        <w:pStyle w:val="Heading1"/>
+      </w:pPr>
+      <w:r>
+        <w:t>18. Visual concept journey</w:t>
+      </w:r>
+    </w:p>
+    <w:p>
+      <w:r>
+        <w:t>Explain each Features and Distractors graphic using its labels, deciding evidence and relevant limitation.</w:t>
+      </w:r>
+    </w:p>
+    <w:p>
+      <w:pPr>
+        <w:pStyle w:val="Heading3"/>
+      </w:pPr>
+      <w:r>
+        <w:t>01. Features and Distractors: the case</w:t>
+      </w:r>
+    </w:p>
+    <w:p>
+      <w:r>
+        <w:drawing>
+          <wp:inline xmlns:a="http://schemas.openxmlformats.org/drawingml/2006/main" xmlns:pic="http://schemas.openxmlformats.org/drawingml/2006/picture">
+            <wp:extent cx="5486400" cy="2990088"/>
+            <wp:docPr id="22" name="Picture 22" descr="A fictional book-topic classifier sees mystery books with triangular logos and science books with circular logos. Supplied facts: Training contains no mystery-circle or science-triangle covers. Goal is to identify topic from actual subject information, not publisher logo. New controlled test outputs have not been supplied."/>
+            <wp:cNvGraphicFramePr>
+              <a:graphicFrameLocks noChangeAspect="1"/>
+            </wp:cNvGraphicFramePr>
+            <a:graphic>
+              <a:graphicData uri="http://schemas.openxmlformats.org/drawingml/2006/picture">
+                <pic:pic>
+                  <pic:nvPicPr>
+                    <pic:cNvPr id="0" name="academy-story-ai-2-9-01.png"/>
+                    <pic:cNvPicPr/>
+                  </pic:nvPicPr>
+                  <pic:blipFill>
+                    <a:blip r:embed="rId29"/>
+                    <a:stretch>
+                      <a:fillRect/>
+                    </a:stretch>
+                  </pic:blipFill>
+                  <pic:spPr>
+                    <a:xfrm>
+                      <a:off x="0" y="0"/>
+                      <a:ext cx="5486400" cy="2990088"/>
+                    </a:xfrm>
+                    <a:prstGeom prst="rect"/>
+                  </pic:spPr>
+                </pic:pic>
+              </a:graphicData>
+            </a:graphic>
+          </wp:inline>
+        </w:drawing>
+      </w:r>
+    </w:p>
+    <w:p>
+      <w:pPr>
+        <w:spacing w:line="336" w:lineRule="auto" w:after="180"/>
+      </w:pPr>
+      <w:r>
+        <w:rPr>
+          <w:b w:val="0"/>
+        </w:rPr>
+        <w:t xml:space="preserve">A fictional book-topic classifier sees mystery books with triangular logos and science books with circular logos. Supplied facts: </w:t>
+      </w:r>
+      <w:r>
+        <w:rPr>
+          <w:b/>
+        </w:rPr>
+        <w:t>Training</w:t>
+      </w:r>
+      <w:r>
+        <w:rPr>
+          <w:b w:val="0"/>
+        </w:rPr>
+        <w:t xml:space="preserve"> contains no mystery-circle or science-triangle covers.</w:t>
+      </w:r>
+    </w:p>
+    <w:p>
+      <w:pPr>
+        <w:spacing w:line="336" w:lineRule="auto" w:after="180"/>
+      </w:pPr>
+      <w:r>
+        <w:rPr>
+          <w:b w:val="0"/>
+        </w:rPr>
+        <w:t xml:space="preserve">Goal is to identify topic from actual subject information, not publisher logo. New controlled test </w:t>
+      </w:r>
+      <w:r>
+        <w:rPr>
+          <w:b/>
+        </w:rPr>
+        <w:t>output</w:t>
+      </w:r>
+      <w:r>
+        <w:rPr>
+          <w:b w:val="0"/>
+        </w:rPr>
+        <w:t>s have not been supplied.</w:t>
+      </w:r>
+    </w:p>
+    <w:p>
+      <w:pPr>
+        <w:spacing w:line="336" w:lineRule="auto" w:after="180"/>
+        <w:shd w:fill="F5F1FB"/>
+      </w:pPr>
+      <w:r>
+        <w:rPr>
+          <w:b w:val="0"/>
+        </w:rPr>
+        <w:t>Point to the given fact that matters most. Explain why it matters.</w:t>
+      </w:r>
+    </w:p>
+    <w:p>
+      <w:pPr>
+        <w:pStyle w:val="Heading3"/>
+      </w:pPr>
+      <w:r>
+        <w:t>02. Follow the deciding steps</w:t>
+      </w:r>
+    </w:p>
+    <w:p>
+      <w:r>
+        <w:drawing>
+          <wp:inline xmlns:a="http://schemas.openxmlformats.org/drawingml/2006/main" xmlns:pic="http://schemas.openxmlformats.org/drawingml/2006/picture">
+            <wp:extent cx="5486400" cy="4005072"/>
+            <wp:docPr id="23" name="Picture 23" descr="Spot confounding: Topic and logo always move together in the training set. → Hold topic fixed: Compare the same mystery description with triangle versus circle logo. → Hold logo fixed: Compare mystery versus science descriptions with identical triangle logo. → Observe separately: Record predictions before concluding which clue the classifier uses."/>
+            <wp:cNvGraphicFramePr>
+              <a:graphicFrameLocks noChangeAspect="1"/>
+            </wp:cNvGraphicFramePr>
+            <a:graphic>
+              <a:graphicData uri="http://schemas.openxmlformats.org/drawingml/2006/picture">
+                <pic:pic>
+                  <pic:nvPicPr>
+                    <pic:cNvPr id="0" name="academy-story-ai-2-9-02.png"/>
+                    <pic:cNvPicPr/>
+                  </pic:nvPicPr>
+                  <pic:blipFill>
+                    <a:blip r:embed="rId30"/>
+                    <a:stretch>
+                      <a:fillRect/>
+                    </a:stretch>
+                  </pic:blipFill>
+                  <pic:spPr>
+                    <a:xfrm>
+                      <a:off x="0" y="0"/>
+                      <a:ext cx="5486400" cy="4005072"/>
+                    </a:xfrm>
+                    <a:prstGeom prst="rect"/>
+                  </pic:spPr>
+                </pic:pic>
+              </a:graphicData>
+            </a:graphic>
+          </wp:inline>
+        </w:drawing>
+      </w:r>
+    </w:p>
+    <w:p>
+      <w:pPr>
+        <w:spacing w:line="336" w:lineRule="auto" w:after="180"/>
+      </w:pPr>
+      <w:r>
+        <w:rPr>
+          <w:b w:val="0"/>
+        </w:rPr>
+        <w:t xml:space="preserve">Spot confounding: Topic and logo always move together in the </w:t>
+      </w:r>
+      <w:r>
+        <w:rPr>
+          <w:b/>
+        </w:rPr>
+        <w:t>training</w:t>
+      </w:r>
+      <w:r>
+        <w:rPr>
+          <w:b w:val="0"/>
+        </w:rPr>
+        <w:t xml:space="preserve"> set. → Hold topic fixed: Compare the same mystery description with triangle versus circle logo. → Hold logo fixed: Compare mystery versus science descriptions with identical triangle logo. → Observe separately: Record </w:t>
+      </w:r>
+      <w:r>
+        <w:rPr>
+          <w:b/>
+        </w:rPr>
+        <w:t>prediction</w:t>
+      </w:r>
+      <w:r>
+        <w:rPr>
+          <w:b w:val="0"/>
+        </w:rPr>
+        <w:t>s before concluding which clue the classifier uses.</w:t>
+      </w:r>
+    </w:p>
+    <w:p>
+      <w:pPr>
+        <w:spacing w:line="336" w:lineRule="auto" w:after="180"/>
+        <w:shd w:fill="F5F1FB"/>
+      </w:pPr>
+      <w:r>
+        <w:rPr>
+          <w:b w:val="0"/>
+        </w:rPr>
+        <w:t xml:space="preserve">Point to each numbered stage and explain which recorded </w:t>
+      </w:r>
+      <w:r>
+        <w:rPr>
+          <w:b/>
+        </w:rPr>
+        <w:t>input</w:t>
+      </w:r>
+      <w:r>
+        <w:rPr>
+          <w:b w:val="0"/>
+        </w:rPr>
+        <w:t xml:space="preserve"> it uses.</w:t>
+      </w:r>
+    </w:p>
+    <w:p>
+      <w:pPr>
+        <w:pStyle w:val="Heading3"/>
+      </w:pPr>
+      <w:r>
+        <w:t>03. The same cards under two feature choices</w:t>
+      </w:r>
+    </w:p>
+    <w:p>
+      <w:r>
+        <w:drawing>
+          <wp:inline xmlns:a="http://schemas.openxmlformats.org/drawingml/2006/main" xmlns:pic="http://schemas.openxmlformats.org/drawingml/2006/picture">
+            <wp:extent cx="5486400" cy="2923032"/>
+            <wp:docPr id="24" name="Picture 24" descr="The same cards under two feature choices. A is 10 by 7 cm and fits | Keep length only | 10 cm. B is 10 by 9 cm and is too large | Keep length only | 10 cm. A is 10 by 7 cm and fits | Keep length and width | 10 cm and 7 cm. B is 10 by 9 cm and is too large | Keep length and width | 10 cm and 9 cm"/>
+            <wp:cNvGraphicFramePr>
+              <a:graphicFrameLocks noChangeAspect="1"/>
+            </wp:cNvGraphicFramePr>
+            <a:graphic>
+              <a:graphicData uri="http://schemas.openxmlformats.org/drawingml/2006/picture">
+                <pic:pic>
+                  <pic:nvPicPr>
+                    <pic:cNvPr id="0" name="academy-story-ai-2-9-03.png"/>
+                    <pic:cNvPicPr/>
+                  </pic:nvPicPr>
+                  <pic:blipFill>
+                    <a:blip r:embed="rId31"/>
+                    <a:stretch>
+                      <a:fillRect/>
+                    </a:stretch>
+                  </pic:blipFill>
+                  <pic:spPr>
+                    <a:xfrm>
+                      <a:off x="0" y="0"/>
+                      <a:ext cx="5486400" cy="2923032"/>
+                    </a:xfrm>
+                    <a:prstGeom prst="rect"/>
+                  </pic:spPr>
+                </pic:pic>
+              </a:graphicData>
+            </a:graphic>
+          </wp:inline>
+        </w:drawing>
+      </w:r>
+    </w:p>
+    <w:p>
+      <w:pPr>
+        <w:spacing w:line="336" w:lineRule="auto" w:after="180"/>
+      </w:pPr>
+      <w:r>
+        <w:rPr>
+          <w:b w:val="0"/>
+        </w:rPr>
+        <w:t xml:space="preserve">The same cards under two </w:t>
+      </w:r>
+      <w:r>
+        <w:rPr>
+          <w:b/>
+        </w:rPr>
+        <w:t>feature</w:t>
+      </w:r>
+      <w:r>
+        <w:rPr>
+          <w:b w:val="0"/>
+        </w:rPr>
+        <w:t xml:space="preserve"> choices. A is 10 by 7 cm and fits | Keep length only | 10 cm. B is 10 by 9 cm and is too large | Keep length only | 10 cm. A is 10 by 7 cm and fits | Keep length and width | 10 cm and 7 cm.</w:t>
+      </w:r>
+    </w:p>
+    <w:p>
+      <w:pPr>
+        <w:spacing w:line="336" w:lineRule="auto" w:after="180"/>
+      </w:pPr>
+      <w:r>
+        <w:rPr>
+          <w:b w:val="0"/>
+        </w:rPr>
+        <w:t>B is 10 by 9 cm and is too large | Keep length and width | 10 cm and 9 cm</w:t>
+      </w:r>
+    </w:p>
+    <w:p>
+      <w:pPr>
+        <w:spacing w:line="336" w:lineRule="auto" w:after="180"/>
+        <w:shd w:fill="F5F1FB"/>
+      </w:pPr>
+      <w:r>
+        <w:rPr>
+          <w:b w:val="0"/>
+        </w:rPr>
+        <w:t>Read the labels and values. Explain the relationship the model shows.</w:t>
+      </w:r>
+    </w:p>
+    <w:p>
+      <w:pPr>
+        <w:pStyle w:val="Heading3"/>
+      </w:pPr>
+      <w:r>
+        <w:t>04. Change one thing. Trace what follows.</w:t>
+      </w:r>
+    </w:p>
+    <w:p>
+      <w:r>
+        <w:drawing>
+          <wp:inline xmlns:a="http://schemas.openxmlformats.org/drawingml/2006/main" xmlns:pic="http://schemas.openxmlformats.org/drawingml/2006/picture">
+            <wp:extent cx="5486400" cy="3026664"/>
+            <wp:docPr id="25" name="Picture 25" descr="Original case: Record predictions before concluding which clue the classifier uses. Changed condition: The first controlled pair yields mystery for triangle and science for circle. Expected result: That pair is evidence of unwanted logo sensitivity. Reason: The subject description stayed mystery; only the irrelevant logo changed."/>
+            <wp:cNvGraphicFramePr>
+              <a:graphicFrameLocks noChangeAspect="1"/>
+            </wp:cNvGraphicFramePr>
+            <a:graphic>
+              <a:graphicData uri="http://schemas.openxmlformats.org/drawingml/2006/picture">
+                <pic:pic>
+                  <pic:nvPicPr>
+                    <pic:cNvPr id="0" name="academy-story-ai-2-9-04.png"/>
+                    <pic:cNvPicPr/>
+                  </pic:nvPicPr>
+                  <pic:blipFill>
+                    <a:blip r:embed="rId32"/>
+                    <a:stretch>
+                      <a:fillRect/>
+                    </a:stretch>
+                  </pic:blipFill>
+                  <pic:spPr>
+                    <a:xfrm>
+                      <a:off x="0" y="0"/>
+                      <a:ext cx="5486400" cy="3026664"/>
+                    </a:xfrm>
+                    <a:prstGeom prst="rect"/>
+                  </pic:spPr>
+                </pic:pic>
+              </a:graphicData>
+            </a:graphic>
+          </wp:inline>
+        </w:drawing>
+      </w:r>
+    </w:p>
+    <w:p>
+      <w:pPr>
+        <w:spacing w:line="336" w:lineRule="auto" w:after="180"/>
+      </w:pPr>
+      <w:r>
+        <w:rPr>
+          <w:b w:val="0"/>
+        </w:rPr>
+        <w:t xml:space="preserve">Original case: Record </w:t>
+      </w:r>
+      <w:r>
+        <w:rPr>
+          <w:b/>
+        </w:rPr>
+        <w:t>prediction</w:t>
+      </w:r>
+      <w:r>
+        <w:rPr>
+          <w:b w:val="0"/>
+        </w:rPr>
+        <w:t>s before concluding which clue the classifier uses. Changed condition: The first controlled pair yields mystery for triangle and science for circle.</w:t>
+      </w:r>
+    </w:p>
+    <w:p>
+      <w:pPr>
+        <w:spacing w:line="336" w:lineRule="auto" w:after="180"/>
+      </w:pPr>
+      <w:r>
+        <w:rPr>
+          <w:b w:val="0"/>
+        </w:rPr>
+        <w:t xml:space="preserve">Expected result: That pair is </w:t>
+      </w:r>
+      <w:r>
+        <w:rPr>
+          <w:b/>
+        </w:rPr>
+        <w:t>evidence</w:t>
+      </w:r>
+      <w:r>
+        <w:rPr>
+          <w:b w:val="0"/>
+        </w:rPr>
+        <w:t xml:space="preserve"> of unwanted logo sensitivity. Reason: The subject description stayed mystery; only the ir</w:t>
+      </w:r>
+      <w:r>
+        <w:rPr>
+          <w:b/>
+        </w:rPr>
+        <w:t>relevant</w:t>
+      </w:r>
+      <w:r>
+        <w:rPr>
+          <w:b w:val="0"/>
+        </w:rPr>
+        <w:t xml:space="preserve"> logo changed.</w:t>
+      </w:r>
+    </w:p>
+    <w:p>
+      <w:pPr>
+        <w:spacing w:line="336" w:lineRule="auto" w:after="180"/>
+        <w:shd w:fill="F5F1FB"/>
+      </w:pPr>
+      <w:r>
+        <w:rPr>
+          <w:b w:val="0"/>
+        </w:rPr>
+        <w:t>Predict before checking the worked changed-case result. Name what changed and what the supplied facts allow you to conclude.</w:t>
+      </w:r>
+    </w:p>
+    <w:p>
+      <w:pPr>
+        <w:pStyle w:val="Heading3"/>
+      </w:pPr>
+      <w:r>
+        <w:t>05. Connect the explanation to its limit</w:t>
+      </w:r>
+    </w:p>
+    <w:p>
+      <w:r>
+        <w:drawing>
+          <wp:inline xmlns:a="http://schemas.openxmlformats.org/drawingml/2006/main" xmlns:pic="http://schemas.openxmlformats.org/drawingml/2006/picture">
+            <wp:extent cx="5486400" cy="2834640"/>
+            <wp:docPr id="26" name="Picture 26" descr="Either subject information or logo could explain success on the old combinations. Controlled pairs separate their predictions by changing one aspect at a time. Designing the pair is not equivalent to observing the model’s response. Keep the descriptions identical when testing logo so differences do not have two possible causes. Limit: Controlled observations support specific sensitivity claims; they do not reveal every internal feature a learned model uses."/>
+            <wp:cNvGraphicFramePr>
+              <a:graphicFrameLocks noChangeAspect="1"/>
+            </wp:cNvGraphicFramePr>
+            <a:graphic>
+              <a:graphicData uri="http://schemas.openxmlformats.org/drawingml/2006/picture">
+                <pic:pic>
+                  <pic:nvPicPr>
+                    <pic:cNvPr id="0" name="academy-story-ai-2-9-05.png"/>
+                    <pic:cNvPicPr/>
+                  </pic:nvPicPr>
+                  <pic:blipFill>
+                    <a:blip r:embed="rId33"/>
+                    <a:stretch>
+                      <a:fillRect/>
+                    </a:stretch>
+                  </pic:blipFill>
+                  <pic:spPr>
+                    <a:xfrm>
+                      <a:off x="0" y="0"/>
+                      <a:ext cx="5486400" cy="2834640"/>
+                    </a:xfrm>
+                    <a:prstGeom prst="rect"/>
+                  </pic:spPr>
+                </pic:pic>
+              </a:graphicData>
+            </a:graphic>
+          </wp:inline>
+        </w:drawing>
+      </w:r>
+    </w:p>
+    <w:p>
+      <w:pPr>
+        <w:spacing w:line="336" w:lineRule="auto" w:after="180"/>
+      </w:pPr>
+      <w:r>
+        <w:rPr>
+          <w:b w:val="0"/>
+        </w:rPr>
+        <w:t xml:space="preserve">Either subject information or logo could explain success on the old combinations. Controlled pairs separate their </w:t>
+      </w:r>
+      <w:r>
+        <w:rPr>
+          <w:b/>
+        </w:rPr>
+        <w:t>prediction</w:t>
+      </w:r>
+      <w:r>
+        <w:rPr>
+          <w:b w:val="0"/>
+        </w:rPr>
+        <w:t>s by changing one aspect at a time.</w:t>
+      </w:r>
+    </w:p>
+    <w:p>
+      <w:pPr>
+        <w:spacing w:line="336" w:lineRule="auto" w:after="180"/>
+      </w:pPr>
+      <w:r>
+        <w:rPr>
+          <w:b w:val="0"/>
+        </w:rPr>
+        <w:t>Designing the pair is not equivalent to observing the model’s response. Keep the descriptions identical when testing logo so differences do not have two possible causes.</w:t>
+      </w:r>
+    </w:p>
+    <w:p>
+      <w:pPr>
+        <w:spacing w:line="336" w:lineRule="auto" w:after="180"/>
+      </w:pPr>
+      <w:r>
+        <w:rPr>
+          <w:b w:val="0"/>
+        </w:rPr>
+        <w:t xml:space="preserve">Limit: Controlled </w:t>
+      </w:r>
+      <w:r>
+        <w:rPr>
+          <w:b/>
+        </w:rPr>
+        <w:t>observation</w:t>
+      </w:r>
+      <w:r>
+        <w:rPr>
+          <w:b w:val="0"/>
+        </w:rPr>
+        <w:t xml:space="preserve">s support specific sensitivity claims; they do not reveal every internal </w:t>
+      </w:r>
+      <w:r>
+        <w:rPr>
+          <w:b/>
+        </w:rPr>
+        <w:t>feature</w:t>
+      </w:r>
+      <w:r>
+        <w:rPr>
+          <w:b w:val="0"/>
+        </w:rPr>
+        <w:t xml:space="preserve"> a </w:t>
+      </w:r>
+      <w:r>
+        <w:rPr>
+          <w:b/>
+        </w:rPr>
+        <w:t>learned model</w:t>
+      </w:r>
+      <w:r>
+        <w:rPr>
+          <w:b w:val="0"/>
+        </w:rPr>
+        <w:t xml:space="preserve"> uses.</w:t>
+      </w:r>
+    </w:p>
+    <w:p>
+      <w:pPr>
+        <w:spacing w:line="336" w:lineRule="auto" w:after="180"/>
+        <w:shd w:fill="F5F1FB"/>
+      </w:pPr>
+      <w:r>
+        <w:rPr>
+          <w:b w:val="0"/>
+        </w:rPr>
+        <w:t>Explain the case, then point to a limit on the claim.</w:t>
+      </w:r>
+    </w:p>
+    <w:p>
+      <w:pPr>
+        <w:pStyle w:val="Heading3"/>
+      </w:pPr>
+      <w:r>
+        <w:t>06. Make the idea visible in your project</w:t>
+      </w:r>
+    </w:p>
+    <w:p>
+      <w:r>
+        <w:drawing>
+          <wp:inline xmlns:a="http://schemas.openxmlformats.org/drawingml/2006/main" xmlns:pic="http://schemas.openxmlformats.org/drawingml/2006/picture">
+            <wp:extent cx="5486400" cy="3380232"/>
+            <wp:docPr id="27" name="Picture 27" descr="Test recommender features for shortcuts, keeping relevant subject information separate from superficial catalogue styling. Draw your input, deciding step, result and limit. Supported question: Does this one pair prove the classifier always ignores subject? Explain a narrower claim."/>
+            <wp:cNvGraphicFramePr>
+              <a:graphicFrameLocks noChangeAspect="1"/>
+            </wp:cNvGraphicFramePr>
+            <a:graphic>
+              <a:graphicData uri="http://schemas.openxmlformats.org/drawingml/2006/picture">
+                <pic:pic>
+                  <pic:nvPicPr>
+                    <pic:cNvPr id="0" name="academy-story-ai-2-9-06.png"/>
+                    <pic:cNvPicPr/>
+                  </pic:nvPicPr>
+                  <pic:blipFill>
+                    <a:blip r:embed="rId34"/>
+                    <a:stretch>
+                      <a:fillRect/>
+                    </a:stretch>
+                  </pic:blipFill>
+                  <pic:spPr>
+                    <a:xfrm>
+                      <a:off x="0" y="0"/>
+                      <a:ext cx="5486400" cy="3380232"/>
+                    </a:xfrm>
+                    <a:prstGeom prst="rect"/>
+                  </pic:spPr>
+                </pic:pic>
+              </a:graphicData>
+            </a:graphic>
+          </wp:inline>
+        </w:drawing>
+      </w:r>
+    </w:p>
+    <w:p>
+      <w:pPr>
+        <w:spacing w:line="336" w:lineRule="auto" w:after="180"/>
+      </w:pPr>
+      <w:r>
+        <w:rPr>
+          <w:b w:val="0"/>
+        </w:rPr>
+        <w:t xml:space="preserve">Test recommender </w:t>
+      </w:r>
+      <w:r>
+        <w:rPr>
+          <w:b/>
+        </w:rPr>
+        <w:t>feature</w:t>
+      </w:r>
+      <w:r>
+        <w:rPr>
+          <w:b w:val="0"/>
+        </w:rPr>
+        <w:t xml:space="preserve">s for </w:t>
+      </w:r>
+      <w:r>
+        <w:rPr>
+          <w:b/>
+        </w:rPr>
+        <w:t>shortcut</w:t>
+      </w:r>
+      <w:r>
+        <w:rPr>
+          <w:b w:val="0"/>
+        </w:rPr>
+        <w:t xml:space="preserve">s, keeping </w:t>
+      </w:r>
+      <w:r>
+        <w:rPr>
+          <w:b/>
+        </w:rPr>
+        <w:t>relevant</w:t>
+      </w:r>
+      <w:r>
+        <w:rPr>
+          <w:b w:val="0"/>
+        </w:rPr>
+        <w:t xml:space="preserve"> subject information separate from superficial catalogue styling. Draw your </w:t>
+      </w:r>
+      <w:r>
+        <w:rPr>
+          <w:b/>
+        </w:rPr>
+        <w:t>input</w:t>
+      </w:r>
+      <w:r>
+        <w:rPr>
+          <w:b w:val="0"/>
+        </w:rPr>
+        <w:t>, deciding step, result and limit.</w:t>
+      </w:r>
+    </w:p>
+    <w:p>
+      <w:pPr>
+        <w:spacing w:line="336" w:lineRule="auto" w:after="180"/>
+      </w:pPr>
+      <w:r>
+        <w:rPr>
+          <w:b w:val="0"/>
+        </w:rPr>
+        <w:t>Supported question: Does this one pair prove the classifier always ignores subject? Explain a narrower claim.</w:t>
+      </w:r>
+    </w:p>
+    <w:p>
+      <w:pPr>
+        <w:spacing w:line="336" w:lineRule="auto" w:after="180"/>
+        <w:shd w:fill="F5F1FB"/>
+      </w:pPr>
+      <w:r>
+        <w:rPr>
+          <w:b w:val="0"/>
+        </w:rPr>
+        <w:t xml:space="preserve">Draw your project trace and justify the deciding step using </w:t>
+      </w:r>
+      <w:r>
+        <w:rPr>
+          <w:b/>
+        </w:rPr>
+        <w:t>evidence</w:t>
+      </w:r>
+      <w:r>
+        <w:rPr>
+          <w:b w:val="0"/>
+        </w:rPr>
+        <w:t>.</w:t>
       </w:r>
     </w:p>
     <w:sectPr>
